--- a/templates/PAKOT_FAMILJE_DHE_BIZNES_STANARD.docx
+++ b/templates/PAKOT_FAMILJE_DHE_BIZNES_STANARD.docx
@@ -17,26 +17,28 @@
     </w:p>
     <w:tbl>
       <w:tblPr>
-        <w:tblW w:w="6595" w:type="dxa"/>
+        <w:tblW w:w="10885" w:type="dxa"/>
+        <w:tblBorders>
+          <w:top w:val="single" w:sz="4" w:space="0" w:color="auto"/>
+          <w:left w:val="single" w:sz="4" w:space="0" w:color="auto"/>
+          <w:bottom w:val="single" w:sz="4" w:space="0" w:color="auto"/>
+          <w:right w:val="single" w:sz="4" w:space="0" w:color="auto"/>
+          <w:insideH w:val="single" w:sz="4" w:space="0" w:color="auto"/>
+          <w:insideV w:val="single" w:sz="4" w:space="0" w:color="auto"/>
+        </w:tblBorders>
         <w:tblLook w:val="04A0" w:firstRow="1" w:lastRow="0" w:firstColumn="1" w:lastColumn="0" w:noHBand="0" w:noVBand="1"/>
       </w:tblPr>
       <w:tblGrid>
         <w:gridCol w:w="4420"/>
-        <w:gridCol w:w="2175"/>
+        <w:gridCol w:w="6465"/>
       </w:tblGrid>
       <w:tr>
         <w:trPr>
-          <w:trHeight w:val="402"/>
+          <w:trHeight w:val="20"/>
         </w:trPr>
         <w:tc>
           <w:tcPr>
             <w:tcW w:w="4420" w:type="dxa"/>
-            <w:tcBorders>
-              <w:top w:val="single" w:sz="4" w:space="0" w:color="auto"/>
-              <w:left w:val="single" w:sz="4" w:space="0" w:color="auto"/>
-              <w:bottom w:val="single" w:sz="4" w:space="0" w:color="auto"/>
-              <w:right w:val="single" w:sz="4" w:space="0" w:color="auto"/>
-            </w:tcBorders>
             <w:shd w:val="clear" w:color="000000" w:fill="E3EBF8"/>
             <w:noWrap/>
             <w:vAlign w:val="center"/>
@@ -45,18 +47,19 @@
           <w:p>
             <w:pPr>
               <w:spacing w:after="0" w:line="240" w:lineRule="auto"/>
-              <w:ind w:firstLineChars="100" w:firstLine="161"/>
+              <w:ind w:firstLineChars="100" w:firstLine="201"/>
               <w:rPr>
                 <w:rFonts w:ascii="Montserrat" w:eastAsia="Times New Roman" w:hAnsi="Montserrat" w:cs="Calibri"/>
                 <w:b/>
                 <w:bCs/>
                 <w:color w:val="007EC5"/>
                 <w:kern w:val="0"/>
-                <w:sz w:val="16"/>
-                <w:szCs w:val="16"/>
-                <w14:ligatures w14:val="none"/>
-              </w:rPr>
-            </w:pPr>
+                <w:sz w:val="20"/>
+                <w:szCs w:val="16"/>
+                <w14:ligatures w14:val="none"/>
+              </w:rPr>
+            </w:pPr>
+            <w:bookmarkStart w:id="1" w:name="_GoBack" w:colFirst="0" w:colLast="1"/>
             <w:r>
               <w:rPr>
                 <w:rFonts w:ascii="Montserrat" w:eastAsia="Times New Roman" w:hAnsi="Montserrat" w:cs="Calibri"/>
@@ -64,7 +67,7 @@
                 <w:bCs/>
                 <w:color w:val="007EC5"/>
                 <w:kern w:val="0"/>
-                <w:sz w:val="16"/>
+                <w:sz w:val="20"/>
                 <w:szCs w:val="16"/>
                 <w14:ligatures w14:val="none"/>
               </w:rPr>
@@ -74,13 +77,7 @@
         </w:tc>
         <w:tc>
           <w:tcPr>
-            <w:tcW w:w="2175" w:type="dxa"/>
-            <w:tcBorders>
-              <w:top w:val="single" w:sz="4" w:space="0" w:color="auto"/>
-              <w:left w:val="nil"/>
-              <w:bottom w:val="single" w:sz="4" w:space="0" w:color="auto"/>
-              <w:right w:val="single" w:sz="4" w:space="0" w:color="auto"/>
-            </w:tcBorders>
+            <w:tcW w:w="6465" w:type="dxa"/>
             <w:shd w:val="clear" w:color="000000" w:fill="E3EBF8"/>
             <w:noWrap/>
             <w:vAlign w:val="center"/>
@@ -96,7 +93,7 @@
                 <w:bCs/>
                 <w:color w:val="007EC5"/>
                 <w:kern w:val="0"/>
-                <w:sz w:val="16"/>
+                <w:sz w:val="20"/>
                 <w:szCs w:val="16"/>
                 <w14:ligatures w14:val="none"/>
               </w:rPr>
@@ -108,7 +105,7 @@
                 <w:bCs/>
                 <w:color w:val="007EC5"/>
                 <w:kern w:val="0"/>
-                <w:sz w:val="16"/>
+                <w:sz w:val="20"/>
                 <w:szCs w:val="16"/>
                 <w14:ligatures w14:val="none"/>
               </w:rPr>
@@ -119,17 +116,11 @@
       </w:tr>
       <w:tr>
         <w:trPr>
-          <w:trHeight w:val="510"/>
+          <w:trHeight w:val="20"/>
         </w:trPr>
         <w:tc>
           <w:tcPr>
             <w:tcW w:w="4420" w:type="dxa"/>
-            <w:tcBorders>
-              <w:top w:val="nil"/>
-              <w:left w:val="single" w:sz="4" w:space="0" w:color="auto"/>
-              <w:bottom w:val="single" w:sz="4" w:space="0" w:color="auto"/>
-              <w:right w:val="single" w:sz="4" w:space="0" w:color="auto"/>
-            </w:tcBorders>
             <w:noWrap/>
             <w:vAlign w:val="center"/>
             <w:hideMark/>
@@ -137,14 +128,14 @@
           <w:p>
             <w:pPr>
               <w:spacing w:after="0" w:line="240" w:lineRule="auto"/>
-              <w:ind w:firstLineChars="100" w:firstLine="161"/>
+              <w:ind w:firstLineChars="100" w:firstLine="201"/>
               <w:rPr>
                 <w:rFonts w:ascii="Montserrat" w:eastAsia="Times New Roman" w:hAnsi="Montserrat" w:cs="Calibri"/>
                 <w:b/>
                 <w:bCs/>
                 <w:color w:val="000000"/>
                 <w:kern w:val="0"/>
-                <w:sz w:val="16"/>
+                <w:sz w:val="20"/>
                 <w:szCs w:val="16"/>
                 <w14:ligatures w14:val="none"/>
               </w:rPr>
@@ -156,7 +147,7 @@
                 <w:bCs/>
                 <w:color w:val="000000"/>
                 <w:kern w:val="0"/>
-                <w:sz w:val="16"/>
+                <w:sz w:val="20"/>
                 <w:szCs w:val="16"/>
                 <w14:ligatures w14:val="none"/>
               </w:rPr>
@@ -166,13 +157,7 @@
         </w:tc>
         <w:tc>
           <w:tcPr>
-            <w:tcW w:w="2175" w:type="dxa"/>
-            <w:tcBorders>
-              <w:top w:val="nil"/>
-              <w:left w:val="nil"/>
-              <w:bottom w:val="single" w:sz="4" w:space="0" w:color="auto"/>
-              <w:right w:val="single" w:sz="4" w:space="0" w:color="auto"/>
-            </w:tcBorders>
+            <w:tcW w:w="6465" w:type="dxa"/>
             <w:noWrap/>
             <w:vAlign w:val="center"/>
             <w:hideMark/>
@@ -185,7 +170,7 @@
                 <w:rFonts w:ascii="Montserrat" w:eastAsia="Times New Roman" w:hAnsi="Montserrat" w:cs="Calibri"/>
                 <w:color w:val="000000"/>
                 <w:kern w:val="0"/>
-                <w:sz w:val="16"/>
+                <w:sz w:val="20"/>
                 <w:szCs w:val="16"/>
                 <w14:ligatures w14:val="none"/>
               </w:rPr>
@@ -195,7 +180,7 @@
                 <w:rFonts w:ascii="Montserrat" w:eastAsia="Times New Roman" w:hAnsi="Montserrat" w:cs="Calibri"/>
                 <w:color w:val="000000"/>
                 <w:kern w:val="0"/>
-                <w:sz w:val="16"/>
+                <w:sz w:val="20"/>
                 <w:szCs w:val="16"/>
                 <w14:ligatures w14:val="none"/>
               </w:rPr>
@@ -206,17 +191,11 @@
       </w:tr>
       <w:tr>
         <w:trPr>
-          <w:trHeight w:val="402"/>
+          <w:trHeight w:val="20"/>
         </w:trPr>
         <w:tc>
           <w:tcPr>
             <w:tcW w:w="4420" w:type="dxa"/>
-            <w:tcBorders>
-              <w:top w:val="nil"/>
-              <w:left w:val="single" w:sz="4" w:space="0" w:color="auto"/>
-              <w:bottom w:val="single" w:sz="4" w:space="0" w:color="auto"/>
-              <w:right w:val="single" w:sz="4" w:space="0" w:color="auto"/>
-            </w:tcBorders>
             <w:noWrap/>
             <w:vAlign w:val="center"/>
             <w:hideMark/>
@@ -224,14 +203,14 @@
           <w:p>
             <w:pPr>
               <w:spacing w:after="0" w:line="240" w:lineRule="auto"/>
-              <w:ind w:firstLineChars="100" w:firstLine="161"/>
+              <w:ind w:firstLineChars="100" w:firstLine="201"/>
               <w:rPr>
                 <w:rFonts w:ascii="Montserrat" w:eastAsia="Times New Roman" w:hAnsi="Montserrat" w:cs="Calibri"/>
                 <w:b/>
                 <w:bCs/>
                 <w:color w:val="000000"/>
                 <w:kern w:val="0"/>
-                <w:sz w:val="16"/>
+                <w:sz w:val="20"/>
                 <w:szCs w:val="16"/>
                 <w14:ligatures w14:val="none"/>
               </w:rPr>
@@ -243,7 +222,7 @@
                 <w:bCs/>
                 <w:color w:val="000000"/>
                 <w:kern w:val="0"/>
-                <w:sz w:val="16"/>
+                <w:sz w:val="20"/>
                 <w:szCs w:val="16"/>
                 <w14:ligatures w14:val="none"/>
               </w:rPr>
@@ -253,13 +232,7 @@
         </w:tc>
         <w:tc>
           <w:tcPr>
-            <w:tcW w:w="2175" w:type="dxa"/>
-            <w:tcBorders>
-              <w:top w:val="nil"/>
-              <w:left w:val="nil"/>
-              <w:bottom w:val="nil"/>
-              <w:right w:val="single" w:sz="4" w:space="0" w:color="auto"/>
-            </w:tcBorders>
+            <w:tcW w:w="6465" w:type="dxa"/>
             <w:noWrap/>
             <w:vAlign w:val="center"/>
             <w:hideMark/>
@@ -272,7 +245,7 @@
                 <w:rFonts w:ascii="Montserrat" w:eastAsia="Times New Roman" w:hAnsi="Montserrat" w:cs="Calibri"/>
                 <w:color w:val="000000"/>
                 <w:kern w:val="0"/>
-                <w:sz w:val="16"/>
+                <w:sz w:val="20"/>
                 <w:szCs w:val="16"/>
                 <w14:ligatures w14:val="none"/>
               </w:rPr>
@@ -282,7 +255,7 @@
                 <w:rFonts w:ascii="Montserrat" w:eastAsia="Times New Roman" w:hAnsi="Montserrat" w:cs="Calibri"/>
                 <w:color w:val="000000"/>
                 <w:kern w:val="0"/>
-                <w:sz w:val="16"/>
+                <w:sz w:val="20"/>
                 <w:szCs w:val="16"/>
                 <w14:ligatures w14:val="none"/>
               </w:rPr>
@@ -293,17 +266,11 @@
       </w:tr>
       <w:tr>
         <w:trPr>
-          <w:trHeight w:val="402"/>
+          <w:trHeight w:val="20"/>
         </w:trPr>
         <w:tc>
           <w:tcPr>
             <w:tcW w:w="4420" w:type="dxa"/>
-            <w:tcBorders>
-              <w:top w:val="nil"/>
-              <w:left w:val="single" w:sz="4" w:space="0" w:color="auto"/>
-              <w:bottom w:val="single" w:sz="4" w:space="0" w:color="auto"/>
-              <w:right w:val="nil"/>
-            </w:tcBorders>
             <w:shd w:val="clear" w:color="000000" w:fill="E3EBF8"/>
             <w:noWrap/>
             <w:vAlign w:val="center"/>
@@ -312,14 +279,14 @@
           <w:p>
             <w:pPr>
               <w:spacing w:after="0" w:line="240" w:lineRule="auto"/>
-              <w:ind w:firstLineChars="100" w:firstLine="161"/>
+              <w:ind w:firstLineChars="100" w:firstLine="201"/>
               <w:rPr>
                 <w:rFonts w:ascii="Montserrat" w:eastAsia="Times New Roman" w:hAnsi="Montserrat" w:cs="Calibri"/>
                 <w:b/>
                 <w:bCs/>
                 <w:color w:val="007EC5"/>
                 <w:kern w:val="0"/>
-                <w:sz w:val="16"/>
+                <w:sz w:val="20"/>
                 <w:szCs w:val="16"/>
                 <w14:ligatures w14:val="none"/>
               </w:rPr>
@@ -331,74 +298,560 @@
                 <w:bCs/>
                 <w:color w:val="007EC5"/>
                 <w:kern w:val="0"/>
-                <w:sz w:val="16"/>
-                <w:szCs w:val="16"/>
-                <w14:ligatures w14:val="none"/>
-              </w:rPr>
-              <w:t>Trajtimet Mjekësore Hospitalore</w:t>
+                <w:sz w:val="20"/>
+                <w:szCs w:val="16"/>
+                <w14:ligatures w14:val="none"/>
+              </w:rPr>
+              <w:t xml:space="preserve">Trajtimet Mjekësore Hospitalore </w:t>
             </w:r>
             <w:r>
+              <w:rPr>
+                <w:rFonts w:ascii="Montserrat" w:eastAsia="Times New Roman" w:hAnsi="Montserrat" w:cs="Calibri"/>
+                <w:color w:val="007EC5"/>
+                <w:kern w:val="0"/>
+                <w:sz w:val="20"/>
+                <w:szCs w:val="16"/>
+                <w14:ligatures w14:val="none"/>
+              </w:rPr>
+              <w:t>(dhomë gjysëmprivate)</w:t>
+            </w:r>
+          </w:p>
+        </w:tc>
+        <w:tc>
+          <w:tcPr>
+            <w:tcW w:w="6465" w:type="dxa"/>
+            <w:shd w:val="clear" w:color="000000" w:fill="E3EBF8"/>
+            <w:noWrap/>
+            <w:vAlign w:val="center"/>
+            <w:hideMark/>
+          </w:tcPr>
+          <w:p>
+            <w:pPr>
+              <w:spacing w:after="0" w:line="240" w:lineRule="auto"/>
               <w:rPr>
                 <w:rFonts w:ascii="Montserrat" w:eastAsia="Times New Roman" w:hAnsi="Montserrat" w:cs="Calibri"/>
                 <w:b/>
                 <w:bCs/>
                 <w:color w:val="007EC5"/>
                 <w:kern w:val="0"/>
-                <w:sz w:val="16"/>
-                <w:szCs w:val="16"/>
-                <w14:ligatures w14:val="none"/>
-              </w:rPr>
-              <w:t xml:space="preserve"> </w:t>
-            </w:r>
+                <w:sz w:val="20"/>
+                <w:szCs w:val="16"/>
+                <w14:ligatures w14:val="none"/>
+              </w:rPr>
+            </w:pPr>
             <w:r>
-              <w:rPr>
-                <w:rFonts w:ascii="Montserrat" w:eastAsia="Times New Roman" w:hAnsi="Montserrat" w:cs="Calibri"/>
-                <w:color w:val="007EC5"/>
-                <w:kern w:val="0"/>
-                <w:sz w:val="16"/>
-                <w:szCs w:val="16"/>
-                <w14:ligatures w14:val="none"/>
-              </w:rPr>
-              <w:t>(dhomë gjysëmprivate)</w:t>
-            </w:r>
-          </w:p>
-        </w:tc>
-        <w:tc>
-          <w:tcPr>
-            <w:tcW w:w="2175" w:type="dxa"/>
-            <w:tcBorders>
-              <w:top w:val="single" w:sz="4" w:space="0" w:color="auto"/>
-              <w:left w:val="nil"/>
-              <w:bottom w:val="single" w:sz="4" w:space="0" w:color="auto"/>
-              <w:right w:val="nil"/>
-            </w:tcBorders>
-            <w:shd w:val="clear" w:color="000000" w:fill="E3EBF8"/>
-            <w:noWrap/>
-            <w:vAlign w:val="center"/>
-            <w:hideMark/>
-          </w:tcPr>
-          <w:p>
-            <w:pPr>
-              <w:spacing w:after="0" w:line="240" w:lineRule="auto"/>
               <w:rPr>
                 <w:rFonts w:ascii="Montserrat" w:eastAsia="Times New Roman" w:hAnsi="Montserrat" w:cs="Calibri"/>
                 <w:b/>
                 <w:bCs/>
                 <w:color w:val="007EC5"/>
                 <w:kern w:val="0"/>
-                <w:sz w:val="16"/>
+                <w:sz w:val="20"/>
+                <w:szCs w:val="16"/>
+                <w14:ligatures w14:val="none"/>
+              </w:rPr>
+              <w:t> </w:t>
+            </w:r>
+          </w:p>
+        </w:tc>
+      </w:tr>
+      <w:tr>
+        <w:trPr>
+          <w:trHeight w:val="20"/>
+        </w:trPr>
+        <w:tc>
+          <w:tcPr>
+            <w:tcW w:w="4420" w:type="dxa"/>
+            <w:noWrap/>
+            <w:vAlign w:val="center"/>
+            <w:hideMark/>
+          </w:tcPr>
+          <w:p>
+            <w:pPr>
+              <w:spacing w:after="0" w:line="240" w:lineRule="auto"/>
+              <w:ind w:firstLineChars="100" w:firstLine="200"/>
+              <w:rPr>
+                <w:rFonts w:ascii="Montserrat" w:eastAsia="Times New Roman" w:hAnsi="Montserrat" w:cs="Calibri"/>
+                <w:color w:val="000000"/>
+                <w:kern w:val="0"/>
+                <w:sz w:val="20"/>
                 <w:szCs w:val="16"/>
                 <w14:ligatures w14:val="none"/>
               </w:rPr>
             </w:pPr>
             <w:r>
+              <w:rPr>
+                <w:rFonts w:ascii="Montserrat" w:eastAsia="Times New Roman" w:hAnsi="Montserrat" w:cs="Calibri"/>
+                <w:color w:val="000000"/>
+                <w:kern w:val="0"/>
+                <w:sz w:val="20"/>
+                <w:szCs w:val="16"/>
+                <w14:ligatures w14:val="none"/>
+              </w:rPr>
+              <w:t>Shpenzimet për mjekun e përgjithshëm</w:t>
+            </w:r>
+          </w:p>
+        </w:tc>
+        <w:tc>
+          <w:tcPr>
+            <w:tcW w:w="6465" w:type="dxa"/>
+            <w:vMerge w:val="restart"/>
+            <w:noWrap/>
+            <w:vAlign w:val="center"/>
+            <w:hideMark/>
+          </w:tcPr>
+          <w:p>
+            <w:pPr>
+              <w:spacing w:after="0" w:line="240" w:lineRule="auto"/>
+              <w:jc w:val="center"/>
+              <w:rPr>
+                <w:rFonts w:ascii="Montserrat" w:eastAsia="Times New Roman" w:hAnsi="Montserrat" w:cs="Calibri"/>
+                <w:color w:val="000000"/>
+                <w:kern w:val="0"/>
+                <w:sz w:val="20"/>
+                <w:szCs w:val="16"/>
+                <w14:ligatures w14:val="none"/>
+              </w:rPr>
+            </w:pPr>
+            <w:r>
+              <w:rPr>
+                <w:rFonts w:ascii="Montserrat" w:eastAsia="Times New Roman" w:hAnsi="Montserrat" w:cs="Calibri"/>
+                <w:color w:val="000000"/>
+                <w:kern w:val="0"/>
+                <w:sz w:val="20"/>
+                <w:szCs w:val="16"/>
+                <w14:ligatures w14:val="none"/>
+              </w:rPr>
+              <w:t>100%</w:t>
+            </w:r>
+          </w:p>
+        </w:tc>
+      </w:tr>
+      <w:tr>
+        <w:trPr>
+          <w:trHeight w:val="20"/>
+        </w:trPr>
+        <w:tc>
+          <w:tcPr>
+            <w:tcW w:w="4420" w:type="dxa"/>
+            <w:noWrap/>
+            <w:vAlign w:val="center"/>
+            <w:hideMark/>
+          </w:tcPr>
+          <w:p>
+            <w:pPr>
+              <w:spacing w:after="0" w:line="240" w:lineRule="auto"/>
+              <w:ind w:firstLineChars="100" w:firstLine="200"/>
+              <w:rPr>
+                <w:rFonts w:ascii="Montserrat" w:eastAsia="Times New Roman" w:hAnsi="Montserrat" w:cs="Calibri"/>
+                <w:color w:val="000000"/>
+                <w:kern w:val="0"/>
+                <w:sz w:val="20"/>
+                <w:szCs w:val="16"/>
+                <w14:ligatures w14:val="none"/>
+              </w:rPr>
+            </w:pPr>
+            <w:r>
+              <w:rPr>
+                <w:rFonts w:ascii="Montserrat" w:eastAsia="Times New Roman" w:hAnsi="Montserrat" w:cs="Calibri"/>
+                <w:color w:val="000000"/>
+                <w:kern w:val="0"/>
+                <w:sz w:val="20"/>
+                <w:szCs w:val="16"/>
+                <w14:ligatures w14:val="none"/>
+              </w:rPr>
+              <w:t>Shpenzimet për mjekun specialist</w:t>
+            </w:r>
+          </w:p>
+        </w:tc>
+        <w:tc>
+          <w:tcPr>
+            <w:tcW w:w="6465" w:type="dxa"/>
+            <w:vMerge/>
+            <w:vAlign w:val="center"/>
+            <w:hideMark/>
+          </w:tcPr>
+          <w:p>
+            <w:pPr>
+              <w:spacing w:after="0" w:line="240" w:lineRule="auto"/>
+              <w:rPr>
+                <w:rFonts w:ascii="Montserrat" w:eastAsia="Times New Roman" w:hAnsi="Montserrat" w:cs="Calibri"/>
+                <w:color w:val="000000"/>
+                <w:kern w:val="0"/>
+                <w:sz w:val="20"/>
+                <w:szCs w:val="16"/>
+                <w14:ligatures w14:val="none"/>
+              </w:rPr>
+            </w:pPr>
+          </w:p>
+        </w:tc>
+      </w:tr>
+      <w:tr>
+        <w:trPr>
+          <w:trHeight w:val="20"/>
+        </w:trPr>
+        <w:tc>
+          <w:tcPr>
+            <w:tcW w:w="4420" w:type="dxa"/>
+            <w:noWrap/>
+            <w:vAlign w:val="center"/>
+            <w:hideMark/>
+          </w:tcPr>
+          <w:p>
+            <w:pPr>
+              <w:spacing w:after="0" w:line="240" w:lineRule="auto"/>
+              <w:ind w:firstLineChars="100" w:firstLine="200"/>
+              <w:rPr>
+                <w:rFonts w:ascii="Montserrat" w:eastAsia="Times New Roman" w:hAnsi="Montserrat" w:cs="Calibri"/>
+                <w:color w:val="000000"/>
+                <w:kern w:val="0"/>
+                <w:sz w:val="20"/>
+                <w:szCs w:val="16"/>
+                <w14:ligatures w14:val="none"/>
+              </w:rPr>
+            </w:pPr>
+            <w:r>
+              <w:rPr>
+                <w:rFonts w:ascii="Montserrat" w:eastAsia="Times New Roman" w:hAnsi="Montserrat" w:cs="Calibri"/>
+                <w:color w:val="000000"/>
+                <w:kern w:val="0"/>
+                <w:sz w:val="20"/>
+                <w:szCs w:val="16"/>
+                <w14:ligatures w14:val="none"/>
+              </w:rPr>
+              <w:t>Shpenzimet për operacion</w:t>
+            </w:r>
+          </w:p>
+        </w:tc>
+        <w:tc>
+          <w:tcPr>
+            <w:tcW w:w="6465" w:type="dxa"/>
+            <w:vMerge/>
+            <w:vAlign w:val="center"/>
+            <w:hideMark/>
+          </w:tcPr>
+          <w:p>
+            <w:pPr>
+              <w:spacing w:after="0" w:line="240" w:lineRule="auto"/>
+              <w:rPr>
+                <w:rFonts w:ascii="Montserrat" w:eastAsia="Times New Roman" w:hAnsi="Montserrat" w:cs="Calibri"/>
+                <w:color w:val="000000"/>
+                <w:kern w:val="0"/>
+                <w:sz w:val="20"/>
+                <w:szCs w:val="16"/>
+                <w14:ligatures w14:val="none"/>
+              </w:rPr>
+            </w:pPr>
+          </w:p>
+        </w:tc>
+      </w:tr>
+      <w:tr>
+        <w:trPr>
+          <w:trHeight w:val="20"/>
+        </w:trPr>
+        <w:tc>
+          <w:tcPr>
+            <w:tcW w:w="4420" w:type="dxa"/>
+            <w:noWrap/>
+            <w:vAlign w:val="center"/>
+            <w:hideMark/>
+          </w:tcPr>
+          <w:p>
+            <w:pPr>
+              <w:spacing w:after="0" w:line="240" w:lineRule="auto"/>
+              <w:ind w:firstLineChars="100" w:firstLine="200"/>
+              <w:rPr>
+                <w:rFonts w:ascii="Montserrat" w:eastAsia="Times New Roman" w:hAnsi="Montserrat" w:cs="Calibri"/>
+                <w:color w:val="000000"/>
+                <w:kern w:val="0"/>
+                <w:sz w:val="20"/>
+                <w:szCs w:val="16"/>
+                <w14:ligatures w14:val="none"/>
+              </w:rPr>
+            </w:pPr>
+            <w:r>
+              <w:rPr>
+                <w:rFonts w:ascii="Montserrat" w:eastAsia="Times New Roman" w:hAnsi="Montserrat" w:cs="Calibri"/>
+                <w:color w:val="000000"/>
+                <w:kern w:val="0"/>
+                <w:sz w:val="20"/>
+                <w:szCs w:val="16"/>
+                <w14:ligatures w14:val="none"/>
+              </w:rPr>
+              <w:t>Shpenzimet për kujdesin intenziv</w:t>
+            </w:r>
+          </w:p>
+        </w:tc>
+        <w:tc>
+          <w:tcPr>
+            <w:tcW w:w="6465" w:type="dxa"/>
+            <w:vMerge/>
+            <w:vAlign w:val="center"/>
+            <w:hideMark/>
+          </w:tcPr>
+          <w:p>
+            <w:pPr>
+              <w:spacing w:after="0" w:line="240" w:lineRule="auto"/>
+              <w:rPr>
+                <w:rFonts w:ascii="Montserrat" w:eastAsia="Times New Roman" w:hAnsi="Montserrat" w:cs="Calibri"/>
+                <w:color w:val="000000"/>
+                <w:kern w:val="0"/>
+                <w:sz w:val="20"/>
+                <w:szCs w:val="16"/>
+                <w14:ligatures w14:val="none"/>
+              </w:rPr>
+            </w:pPr>
+          </w:p>
+        </w:tc>
+      </w:tr>
+      <w:tr>
+        <w:trPr>
+          <w:trHeight w:val="20"/>
+        </w:trPr>
+        <w:tc>
+          <w:tcPr>
+            <w:tcW w:w="4420" w:type="dxa"/>
+            <w:vAlign w:val="center"/>
+            <w:hideMark/>
+          </w:tcPr>
+          <w:p>
+            <w:pPr>
+              <w:spacing w:after="0" w:line="240" w:lineRule="auto"/>
+              <w:ind w:firstLineChars="100" w:firstLine="200"/>
+              <w:rPr>
+                <w:rFonts w:ascii="Montserrat" w:eastAsia="Times New Roman" w:hAnsi="Montserrat" w:cs="Calibri"/>
+                <w:color w:val="000000"/>
+                <w:kern w:val="0"/>
+                <w:sz w:val="20"/>
+                <w:szCs w:val="14"/>
+                <w14:ligatures w14:val="none"/>
+              </w:rPr>
+            </w:pPr>
+            <w:r>
+              <w:rPr>
+                <w:rFonts w:ascii="Montserrat" w:eastAsia="Times New Roman" w:hAnsi="Montserrat" w:cs="Calibri"/>
+                <w:color w:val="000000"/>
+                <w:kern w:val="0"/>
+                <w:sz w:val="20"/>
+                <w:szCs w:val="14"/>
+                <w14:ligatures w14:val="none"/>
+              </w:rPr>
+              <w:t>Kontrolle diagnostifikuese, duke përfshirë ato patologjike, rreze X, skane CT, skane MRI, skane PET</w:t>
+            </w:r>
+          </w:p>
+        </w:tc>
+        <w:tc>
+          <w:tcPr>
+            <w:tcW w:w="6465" w:type="dxa"/>
+            <w:vMerge/>
+            <w:vAlign w:val="center"/>
+            <w:hideMark/>
+          </w:tcPr>
+          <w:p>
+            <w:pPr>
+              <w:spacing w:after="0" w:line="240" w:lineRule="auto"/>
+              <w:rPr>
+                <w:rFonts w:ascii="Montserrat" w:eastAsia="Times New Roman" w:hAnsi="Montserrat" w:cs="Calibri"/>
+                <w:color w:val="000000"/>
+                <w:kern w:val="0"/>
+                <w:sz w:val="20"/>
+                <w:szCs w:val="16"/>
+                <w14:ligatures w14:val="none"/>
+              </w:rPr>
+            </w:pPr>
+          </w:p>
+        </w:tc>
+      </w:tr>
+      <w:tr>
+        <w:trPr>
+          <w:trHeight w:val="20"/>
+        </w:trPr>
+        <w:tc>
+          <w:tcPr>
+            <w:tcW w:w="4420" w:type="dxa"/>
+            <w:noWrap/>
+            <w:vAlign w:val="center"/>
+            <w:hideMark/>
+          </w:tcPr>
+          <w:p>
+            <w:pPr>
+              <w:spacing w:after="0" w:line="240" w:lineRule="auto"/>
+              <w:ind w:firstLineChars="100" w:firstLine="200"/>
+              <w:rPr>
+                <w:rFonts w:ascii="Montserrat" w:eastAsia="Times New Roman" w:hAnsi="Montserrat" w:cs="Calibri"/>
+                <w:color w:val="000000"/>
+                <w:kern w:val="0"/>
+                <w:sz w:val="20"/>
+                <w:szCs w:val="16"/>
+                <w14:ligatures w14:val="none"/>
+              </w:rPr>
+            </w:pPr>
+            <w:r>
+              <w:rPr>
+                <w:rFonts w:ascii="Montserrat" w:eastAsia="Times New Roman" w:hAnsi="Montserrat" w:cs="Calibri"/>
+                <w:color w:val="000000"/>
+                <w:kern w:val="0"/>
+                <w:sz w:val="20"/>
+                <w:szCs w:val="16"/>
+                <w14:ligatures w14:val="none"/>
+              </w:rPr>
+              <w:t>Analizat laboratorike</w:t>
+            </w:r>
+          </w:p>
+        </w:tc>
+        <w:tc>
+          <w:tcPr>
+            <w:tcW w:w="6465" w:type="dxa"/>
+            <w:vMerge/>
+            <w:vAlign w:val="center"/>
+            <w:hideMark/>
+          </w:tcPr>
+          <w:p>
+            <w:pPr>
+              <w:spacing w:after="0" w:line="240" w:lineRule="auto"/>
+              <w:rPr>
+                <w:rFonts w:ascii="Montserrat" w:eastAsia="Times New Roman" w:hAnsi="Montserrat" w:cs="Calibri"/>
+                <w:color w:val="000000"/>
+                <w:kern w:val="0"/>
+                <w:sz w:val="20"/>
+                <w:szCs w:val="16"/>
+                <w14:ligatures w14:val="none"/>
+              </w:rPr>
+            </w:pPr>
+          </w:p>
+        </w:tc>
+      </w:tr>
+      <w:tr>
+        <w:trPr>
+          <w:trHeight w:val="20"/>
+        </w:trPr>
+        <w:tc>
+          <w:tcPr>
+            <w:tcW w:w="4420" w:type="dxa"/>
+            <w:noWrap/>
+            <w:vAlign w:val="center"/>
+            <w:hideMark/>
+          </w:tcPr>
+          <w:p>
+            <w:pPr>
+              <w:spacing w:after="0" w:line="240" w:lineRule="auto"/>
+              <w:ind w:firstLineChars="100" w:firstLine="200"/>
+              <w:rPr>
+                <w:rFonts w:ascii="Montserrat" w:eastAsia="Times New Roman" w:hAnsi="Montserrat" w:cs="Calibri"/>
+                <w:color w:val="000000"/>
+                <w:kern w:val="0"/>
+                <w:sz w:val="20"/>
+                <w:szCs w:val="16"/>
+                <w14:ligatures w14:val="none"/>
+              </w:rPr>
+            </w:pPr>
+            <w:r>
+              <w:rPr>
+                <w:rFonts w:ascii="Montserrat" w:eastAsia="Times New Roman" w:hAnsi="Montserrat" w:cs="Calibri"/>
+                <w:color w:val="000000"/>
+                <w:kern w:val="0"/>
+                <w:sz w:val="20"/>
+                <w:szCs w:val="16"/>
+                <w14:ligatures w14:val="none"/>
+              </w:rPr>
+              <w:t>Ilaçet e këshilluara nga mjeku</w:t>
+            </w:r>
+          </w:p>
+        </w:tc>
+        <w:tc>
+          <w:tcPr>
+            <w:tcW w:w="6465" w:type="dxa"/>
+            <w:vMerge/>
+            <w:vAlign w:val="center"/>
+            <w:hideMark/>
+          </w:tcPr>
+          <w:p>
+            <w:pPr>
+              <w:spacing w:after="0" w:line="240" w:lineRule="auto"/>
+              <w:rPr>
+                <w:rFonts w:ascii="Montserrat" w:eastAsia="Times New Roman" w:hAnsi="Montserrat" w:cs="Calibri"/>
+                <w:color w:val="000000"/>
+                <w:kern w:val="0"/>
+                <w:sz w:val="20"/>
+                <w:szCs w:val="16"/>
+                <w14:ligatures w14:val="none"/>
+              </w:rPr>
+            </w:pPr>
+          </w:p>
+        </w:tc>
+      </w:tr>
+      <w:tr>
+        <w:trPr>
+          <w:trHeight w:val="20"/>
+        </w:trPr>
+        <w:tc>
+          <w:tcPr>
+            <w:tcW w:w="4420" w:type="dxa"/>
+            <w:shd w:val="clear" w:color="000000" w:fill="E3EBF8"/>
+            <w:noWrap/>
+            <w:vAlign w:val="center"/>
+            <w:hideMark/>
+          </w:tcPr>
+          <w:p>
+            <w:pPr>
+              <w:spacing w:after="0" w:line="240" w:lineRule="auto"/>
+              <w:ind w:firstLineChars="100" w:firstLine="201"/>
               <w:rPr>
                 <w:rFonts w:ascii="Montserrat" w:eastAsia="Times New Roman" w:hAnsi="Montserrat" w:cs="Calibri"/>
                 <w:b/>
                 <w:bCs/>
                 <w:color w:val="007EC5"/>
                 <w:kern w:val="0"/>
-                <w:sz w:val="16"/>
+                <w:sz w:val="20"/>
+                <w:szCs w:val="16"/>
+                <w14:ligatures w14:val="none"/>
+              </w:rPr>
+            </w:pPr>
+            <w:r>
+              <w:rPr>
+                <w:rFonts w:ascii="Montserrat" w:eastAsia="Times New Roman" w:hAnsi="Montserrat" w:cs="Calibri"/>
+                <w:b/>
+                <w:bCs/>
+                <w:color w:val="007EC5"/>
+                <w:kern w:val="0"/>
+                <w:sz w:val="20"/>
+                <w:szCs w:val="16"/>
+                <w14:ligatures w14:val="none"/>
+              </w:rPr>
+              <w:t>Trajtimet Mjekësore Ambulantore</w:t>
+            </w:r>
+          </w:p>
+        </w:tc>
+        <w:tc>
+          <w:tcPr>
+            <w:tcW w:w="6465" w:type="dxa"/>
+            <w:shd w:val="clear" w:color="000000" w:fill="E3EBF8"/>
+            <w:noWrap/>
+            <w:vAlign w:val="center"/>
+            <w:hideMark/>
+          </w:tcPr>
+          <w:p>
+            <w:pPr>
+              <w:spacing w:after="0" w:line="240" w:lineRule="auto"/>
+              <w:rPr>
+                <w:rFonts w:ascii="Montserrat" w:eastAsia="Times New Roman" w:hAnsi="Montserrat" w:cs="Calibri"/>
+                <w:b/>
+                <w:bCs/>
+                <w:color w:val="007EC5"/>
+                <w:kern w:val="0"/>
+                <w:sz w:val="20"/>
+                <w:szCs w:val="16"/>
+                <w14:ligatures w14:val="none"/>
+              </w:rPr>
+            </w:pPr>
+            <w:r>
+              <w:rPr>
+                <w:rFonts w:ascii="Montserrat" w:eastAsia="Times New Roman" w:hAnsi="Montserrat" w:cs="Calibri"/>
+                <w:b/>
+                <w:bCs/>
+                <w:color w:val="007EC5"/>
+                <w:kern w:val="0"/>
+                <w:sz w:val="20"/>
                 <w:szCs w:val="16"/>
                 <w14:ligatures w14:val="none"/>
               </w:rPr>
@@ -409,17 +862,11 @@
       </w:tr>
       <w:tr>
         <w:trPr>
-          <w:trHeight w:val="360"/>
+          <w:trHeight w:val="20"/>
         </w:trPr>
         <w:tc>
           <w:tcPr>
             <w:tcW w:w="4420" w:type="dxa"/>
-            <w:tcBorders>
-              <w:top w:val="nil"/>
-              <w:left w:val="single" w:sz="4" w:space="0" w:color="auto"/>
-              <w:bottom w:val="single" w:sz="4" w:space="0" w:color="auto"/>
-              <w:right w:val="single" w:sz="4" w:space="0" w:color="auto"/>
-            </w:tcBorders>
             <w:noWrap/>
             <w:vAlign w:val="center"/>
             <w:hideMark/>
@@ -427,12 +874,12 @@
           <w:p>
             <w:pPr>
               <w:spacing w:after="0" w:line="240" w:lineRule="auto"/>
-              <w:ind w:firstLineChars="100" w:firstLine="160"/>
-              <w:rPr>
-                <w:rFonts w:ascii="Montserrat" w:eastAsia="Times New Roman" w:hAnsi="Montserrat" w:cs="Calibri"/>
-                <w:color w:val="000000"/>
-                <w:kern w:val="0"/>
-                <w:sz w:val="16"/>
+              <w:ind w:firstLineChars="100" w:firstLine="200"/>
+              <w:rPr>
+                <w:rFonts w:ascii="Montserrat" w:eastAsia="Times New Roman" w:hAnsi="Montserrat" w:cs="Calibri"/>
+                <w:color w:val="000000"/>
+                <w:kern w:val="0"/>
+                <w:sz w:val="20"/>
                 <w:szCs w:val="16"/>
                 <w14:ligatures w14:val="none"/>
               </w:rPr>
@@ -442,7 +889,7 @@
                 <w:rFonts w:ascii="Montserrat" w:eastAsia="Times New Roman" w:hAnsi="Montserrat" w:cs="Calibri"/>
                 <w:color w:val="000000"/>
                 <w:kern w:val="0"/>
-                <w:sz w:val="16"/>
+                <w:sz w:val="20"/>
                 <w:szCs w:val="16"/>
                 <w14:ligatures w14:val="none"/>
               </w:rPr>
@@ -452,14 +899,8 @@
         </w:tc>
         <w:tc>
           <w:tcPr>
-            <w:tcW w:w="2175" w:type="dxa"/>
+            <w:tcW w:w="6465" w:type="dxa"/>
             <w:vMerge w:val="restart"/>
-            <w:tcBorders>
-              <w:top w:val="nil"/>
-              <w:left w:val="single" w:sz="4" w:space="0" w:color="auto"/>
-              <w:bottom w:val="single" w:sz="4" w:space="0" w:color="auto"/>
-              <w:right w:val="single" w:sz="4" w:space="0" w:color="auto"/>
-            </w:tcBorders>
             <w:noWrap/>
             <w:vAlign w:val="center"/>
             <w:hideMark/>
@@ -472,7 +913,7 @@
                 <w:rFonts w:ascii="Montserrat" w:eastAsia="Times New Roman" w:hAnsi="Montserrat" w:cs="Calibri"/>
                 <w:color w:val="000000"/>
                 <w:kern w:val="0"/>
-                <w:sz w:val="16"/>
+                <w:sz w:val="20"/>
                 <w:szCs w:val="16"/>
                 <w14:ligatures w14:val="none"/>
               </w:rPr>
@@ -482,28 +923,22 @@
                 <w:rFonts w:ascii="Montserrat" w:eastAsia="Times New Roman" w:hAnsi="Montserrat" w:cs="Calibri"/>
                 <w:color w:val="000000"/>
                 <w:kern w:val="0"/>
-                <w:sz w:val="16"/>
-                <w:szCs w:val="16"/>
-                <w14:ligatures w14:val="none"/>
-              </w:rPr>
-              <w:t>100%</w:t>
+                <w:sz w:val="20"/>
+                <w:szCs w:val="16"/>
+                <w14:ligatures w14:val="none"/>
+              </w:rPr>
+              <w:t xml:space="preserve">80% </w:t>
             </w:r>
           </w:p>
         </w:tc>
       </w:tr>
       <w:tr>
         <w:trPr>
-          <w:trHeight w:val="360"/>
+          <w:trHeight w:val="20"/>
         </w:trPr>
         <w:tc>
           <w:tcPr>
             <w:tcW w:w="4420" w:type="dxa"/>
-            <w:tcBorders>
-              <w:top w:val="nil"/>
-              <w:left w:val="single" w:sz="4" w:space="0" w:color="auto"/>
-              <w:bottom w:val="single" w:sz="4" w:space="0" w:color="auto"/>
-              <w:right w:val="single" w:sz="4" w:space="0" w:color="auto"/>
-            </w:tcBorders>
             <w:noWrap/>
             <w:vAlign w:val="center"/>
             <w:hideMark/>
@@ -511,12 +946,12 @@
           <w:p>
             <w:pPr>
               <w:spacing w:after="0" w:line="240" w:lineRule="auto"/>
-              <w:ind w:firstLineChars="100" w:firstLine="160"/>
-              <w:rPr>
-                <w:rFonts w:ascii="Montserrat" w:eastAsia="Times New Roman" w:hAnsi="Montserrat" w:cs="Calibri"/>
-                <w:color w:val="000000"/>
-                <w:kern w:val="0"/>
-                <w:sz w:val="16"/>
+              <w:ind w:firstLineChars="100" w:firstLine="200"/>
+              <w:rPr>
+                <w:rFonts w:ascii="Montserrat" w:eastAsia="Times New Roman" w:hAnsi="Montserrat" w:cs="Calibri"/>
+                <w:color w:val="000000"/>
+                <w:kern w:val="0"/>
+                <w:sz w:val="20"/>
                 <w:szCs w:val="16"/>
                 <w14:ligatures w14:val="none"/>
               </w:rPr>
@@ -526,7 +961,7 @@
                 <w:rFonts w:ascii="Montserrat" w:eastAsia="Times New Roman" w:hAnsi="Montserrat" w:cs="Calibri"/>
                 <w:color w:val="000000"/>
                 <w:kern w:val="0"/>
-                <w:sz w:val="16"/>
+                <w:sz w:val="20"/>
                 <w:szCs w:val="16"/>
                 <w14:ligatures w14:val="none"/>
               </w:rPr>
@@ -536,25 +971,19 @@
         </w:tc>
         <w:tc>
           <w:tcPr>
-            <w:tcW w:w="2175" w:type="dxa"/>
+            <w:tcW w:w="6465" w:type="dxa"/>
             <w:vMerge/>
-            <w:tcBorders>
-              <w:top w:val="nil"/>
-              <w:left w:val="single" w:sz="4" w:space="0" w:color="auto"/>
-              <w:bottom w:val="single" w:sz="4" w:space="0" w:color="auto"/>
-              <w:right w:val="single" w:sz="4" w:space="0" w:color="auto"/>
-            </w:tcBorders>
-            <w:vAlign w:val="center"/>
-            <w:hideMark/>
-          </w:tcPr>
-          <w:p>
-            <w:pPr>
-              <w:spacing w:after="0" w:line="240" w:lineRule="auto"/>
-              <w:rPr>
-                <w:rFonts w:ascii="Montserrat" w:eastAsia="Times New Roman" w:hAnsi="Montserrat" w:cs="Calibri"/>
-                <w:color w:val="000000"/>
-                <w:kern w:val="0"/>
-                <w:sz w:val="16"/>
+            <w:vAlign w:val="center"/>
+            <w:hideMark/>
+          </w:tcPr>
+          <w:p>
+            <w:pPr>
+              <w:spacing w:after="0" w:line="240" w:lineRule="auto"/>
+              <w:rPr>
+                <w:rFonts w:ascii="Montserrat" w:eastAsia="Times New Roman" w:hAnsi="Montserrat" w:cs="Calibri"/>
+                <w:color w:val="000000"/>
+                <w:kern w:val="0"/>
+                <w:sz w:val="20"/>
                 <w:szCs w:val="16"/>
                 <w14:ligatures w14:val="none"/>
               </w:rPr>
@@ -564,17 +993,11 @@
       </w:tr>
       <w:tr>
         <w:trPr>
-          <w:trHeight w:val="360"/>
+          <w:trHeight w:val="20"/>
         </w:trPr>
         <w:tc>
           <w:tcPr>
             <w:tcW w:w="4420" w:type="dxa"/>
-            <w:tcBorders>
-              <w:top w:val="nil"/>
-              <w:left w:val="single" w:sz="4" w:space="0" w:color="auto"/>
-              <w:bottom w:val="single" w:sz="4" w:space="0" w:color="auto"/>
-              <w:right w:val="single" w:sz="4" w:space="0" w:color="auto"/>
-            </w:tcBorders>
             <w:noWrap/>
             <w:vAlign w:val="center"/>
             <w:hideMark/>
@@ -582,12 +1005,12 @@
           <w:p>
             <w:pPr>
               <w:spacing w:after="0" w:line="240" w:lineRule="auto"/>
-              <w:ind w:firstLineChars="100" w:firstLine="160"/>
-              <w:rPr>
-                <w:rFonts w:ascii="Montserrat" w:eastAsia="Times New Roman" w:hAnsi="Montserrat" w:cs="Calibri"/>
-                <w:color w:val="000000"/>
-                <w:kern w:val="0"/>
-                <w:sz w:val="16"/>
+              <w:ind w:firstLineChars="100" w:firstLine="200"/>
+              <w:rPr>
+                <w:rFonts w:ascii="Montserrat" w:eastAsia="Times New Roman" w:hAnsi="Montserrat" w:cs="Calibri"/>
+                <w:color w:val="000000"/>
+                <w:kern w:val="0"/>
+                <w:sz w:val="20"/>
                 <w:szCs w:val="16"/>
                 <w14:ligatures w14:val="none"/>
               </w:rPr>
@@ -597,35 +1020,29 @@
                 <w:rFonts w:ascii="Montserrat" w:eastAsia="Times New Roman" w:hAnsi="Montserrat" w:cs="Calibri"/>
                 <w:color w:val="000000"/>
                 <w:kern w:val="0"/>
-                <w:sz w:val="16"/>
-                <w:szCs w:val="16"/>
-                <w14:ligatures w14:val="none"/>
-              </w:rPr>
-              <w:t>Shpenzimet për operacion</w:t>
+                <w:sz w:val="20"/>
+                <w:szCs w:val="16"/>
+                <w14:ligatures w14:val="none"/>
+              </w:rPr>
+              <w:t>Kirurgjia ditore</w:t>
             </w:r>
           </w:p>
         </w:tc>
         <w:tc>
           <w:tcPr>
-            <w:tcW w:w="2175" w:type="dxa"/>
+            <w:tcW w:w="6465" w:type="dxa"/>
             <w:vMerge/>
-            <w:tcBorders>
-              <w:top w:val="nil"/>
-              <w:left w:val="single" w:sz="4" w:space="0" w:color="auto"/>
-              <w:bottom w:val="single" w:sz="4" w:space="0" w:color="auto"/>
-              <w:right w:val="single" w:sz="4" w:space="0" w:color="auto"/>
-            </w:tcBorders>
-            <w:vAlign w:val="center"/>
-            <w:hideMark/>
-          </w:tcPr>
-          <w:p>
-            <w:pPr>
-              <w:spacing w:after="0" w:line="240" w:lineRule="auto"/>
-              <w:rPr>
-                <w:rFonts w:ascii="Montserrat" w:eastAsia="Times New Roman" w:hAnsi="Montserrat" w:cs="Calibri"/>
-                <w:color w:val="000000"/>
-                <w:kern w:val="0"/>
-                <w:sz w:val="16"/>
+            <w:vAlign w:val="center"/>
+            <w:hideMark/>
+          </w:tcPr>
+          <w:p>
+            <w:pPr>
+              <w:spacing w:after="0" w:line="240" w:lineRule="auto"/>
+              <w:rPr>
+                <w:rFonts w:ascii="Montserrat" w:eastAsia="Times New Roman" w:hAnsi="Montserrat" w:cs="Calibri"/>
+                <w:color w:val="000000"/>
+                <w:kern w:val="0"/>
+                <w:sz w:val="20"/>
                 <w:szCs w:val="16"/>
                 <w14:ligatures w14:val="none"/>
               </w:rPr>
@@ -635,31 +1052,24 @@
       </w:tr>
       <w:tr>
         <w:trPr>
-          <w:trHeight w:val="360"/>
+          <w:trHeight w:val="20"/>
         </w:trPr>
         <w:tc>
           <w:tcPr>
             <w:tcW w:w="4420" w:type="dxa"/>
-            <w:tcBorders>
-              <w:top w:val="nil"/>
-              <w:left w:val="single" w:sz="4" w:space="0" w:color="auto"/>
-              <w:bottom w:val="single" w:sz="4" w:space="0" w:color="auto"/>
-              <w:right w:val="single" w:sz="4" w:space="0" w:color="auto"/>
-            </w:tcBorders>
-            <w:noWrap/>
-            <w:vAlign w:val="center"/>
-            <w:hideMark/>
-          </w:tcPr>
-          <w:p>
-            <w:pPr>
-              <w:spacing w:after="0" w:line="240" w:lineRule="auto"/>
-              <w:ind w:firstLineChars="100" w:firstLine="160"/>
-              <w:rPr>
-                <w:rFonts w:ascii="Montserrat" w:eastAsia="Times New Roman" w:hAnsi="Montserrat" w:cs="Calibri"/>
-                <w:color w:val="000000"/>
-                <w:kern w:val="0"/>
-                <w:sz w:val="16"/>
-                <w:szCs w:val="16"/>
+            <w:vAlign w:val="center"/>
+            <w:hideMark/>
+          </w:tcPr>
+          <w:p>
+            <w:pPr>
+              <w:spacing w:after="0" w:line="240" w:lineRule="auto"/>
+              <w:ind w:firstLineChars="100" w:firstLine="200"/>
+              <w:rPr>
+                <w:rFonts w:ascii="Montserrat" w:eastAsia="Times New Roman" w:hAnsi="Montserrat" w:cs="Calibri"/>
+                <w:color w:val="000000"/>
+                <w:kern w:val="0"/>
+                <w:sz w:val="20"/>
+                <w:szCs w:val="14"/>
                 <w14:ligatures w14:val="none"/>
               </w:rPr>
             </w:pPr>
@@ -668,35 +1078,29 @@
                 <w:rFonts w:ascii="Montserrat" w:eastAsia="Times New Roman" w:hAnsi="Montserrat" w:cs="Calibri"/>
                 <w:color w:val="000000"/>
                 <w:kern w:val="0"/>
-                <w:sz w:val="16"/>
-                <w:szCs w:val="16"/>
-                <w14:ligatures w14:val="none"/>
-              </w:rPr>
-              <w:t>Shpenzimet për kujdesin intenziv</w:t>
+                <w:sz w:val="20"/>
+                <w:szCs w:val="14"/>
+                <w14:ligatures w14:val="none"/>
+              </w:rPr>
+              <w:t>Kontrolle diagnostifikuese, duke përfshirë ato patologjike, rreze X, skane CT, skane MRI, skane PET</w:t>
             </w:r>
           </w:p>
         </w:tc>
         <w:tc>
           <w:tcPr>
-            <w:tcW w:w="2175" w:type="dxa"/>
+            <w:tcW w:w="6465" w:type="dxa"/>
             <w:vMerge/>
-            <w:tcBorders>
-              <w:top w:val="nil"/>
-              <w:left w:val="single" w:sz="4" w:space="0" w:color="auto"/>
-              <w:bottom w:val="single" w:sz="4" w:space="0" w:color="auto"/>
-              <w:right w:val="single" w:sz="4" w:space="0" w:color="auto"/>
-            </w:tcBorders>
-            <w:vAlign w:val="center"/>
-            <w:hideMark/>
-          </w:tcPr>
-          <w:p>
-            <w:pPr>
-              <w:spacing w:after="0" w:line="240" w:lineRule="auto"/>
-              <w:rPr>
-                <w:rFonts w:ascii="Montserrat" w:eastAsia="Times New Roman" w:hAnsi="Montserrat" w:cs="Calibri"/>
-                <w:color w:val="000000"/>
-                <w:kern w:val="0"/>
-                <w:sz w:val="16"/>
+            <w:vAlign w:val="center"/>
+            <w:hideMark/>
+          </w:tcPr>
+          <w:p>
+            <w:pPr>
+              <w:spacing w:after="0" w:line="240" w:lineRule="auto"/>
+              <w:rPr>
+                <w:rFonts w:ascii="Montserrat" w:eastAsia="Times New Roman" w:hAnsi="Montserrat" w:cs="Calibri"/>
+                <w:color w:val="000000"/>
+                <w:kern w:val="0"/>
+                <w:sz w:val="20"/>
                 <w:szCs w:val="16"/>
                 <w14:ligatures w14:val="none"/>
               </w:rPr>
@@ -706,30 +1110,25 @@
       </w:tr>
       <w:tr>
         <w:trPr>
-          <w:trHeight w:val="360"/>
+          <w:trHeight w:val="20"/>
         </w:trPr>
         <w:tc>
           <w:tcPr>
             <w:tcW w:w="4420" w:type="dxa"/>
-            <w:tcBorders>
-              <w:top w:val="nil"/>
-              <w:left w:val="single" w:sz="4" w:space="0" w:color="auto"/>
-              <w:bottom w:val="single" w:sz="4" w:space="0" w:color="auto"/>
-              <w:right w:val="single" w:sz="4" w:space="0" w:color="auto"/>
-            </w:tcBorders>
-            <w:vAlign w:val="center"/>
-            <w:hideMark/>
-          </w:tcPr>
-          <w:p>
-            <w:pPr>
-              <w:spacing w:after="0" w:line="240" w:lineRule="auto"/>
-              <w:ind w:firstLineChars="100" w:firstLine="140"/>
-              <w:rPr>
-                <w:rFonts w:ascii="Montserrat" w:eastAsia="Times New Roman" w:hAnsi="Montserrat" w:cs="Calibri"/>
-                <w:color w:val="000000"/>
-                <w:kern w:val="0"/>
-                <w:sz w:val="14"/>
-                <w:szCs w:val="14"/>
+            <w:noWrap/>
+            <w:vAlign w:val="center"/>
+            <w:hideMark/>
+          </w:tcPr>
+          <w:p>
+            <w:pPr>
+              <w:spacing w:after="0" w:line="240" w:lineRule="auto"/>
+              <w:ind w:firstLineChars="100" w:firstLine="200"/>
+              <w:rPr>
+                <w:rFonts w:ascii="Montserrat" w:eastAsia="Times New Roman" w:hAnsi="Montserrat" w:cs="Calibri"/>
+                <w:color w:val="000000"/>
+                <w:kern w:val="0"/>
+                <w:sz w:val="20"/>
+                <w:szCs w:val="16"/>
                 <w14:ligatures w14:val="none"/>
               </w:rPr>
             </w:pPr>
@@ -738,35 +1137,29 @@
                 <w:rFonts w:ascii="Montserrat" w:eastAsia="Times New Roman" w:hAnsi="Montserrat" w:cs="Calibri"/>
                 <w:color w:val="000000"/>
                 <w:kern w:val="0"/>
-                <w:sz w:val="14"/>
-                <w:szCs w:val="14"/>
-                <w14:ligatures w14:val="none"/>
-              </w:rPr>
-              <w:t>Kontrolle diagnostifikuese, duke përfshirë ato patologjike, rreze X, skane CT, skane MRI, skane PET</w:t>
+                <w:sz w:val="20"/>
+                <w:szCs w:val="16"/>
+                <w14:ligatures w14:val="none"/>
+              </w:rPr>
+              <w:t>Analizat laboratorike</w:t>
             </w:r>
           </w:p>
         </w:tc>
         <w:tc>
           <w:tcPr>
-            <w:tcW w:w="2175" w:type="dxa"/>
+            <w:tcW w:w="6465" w:type="dxa"/>
             <w:vMerge/>
-            <w:tcBorders>
-              <w:top w:val="nil"/>
-              <w:left w:val="single" w:sz="4" w:space="0" w:color="auto"/>
-              <w:bottom w:val="single" w:sz="4" w:space="0" w:color="auto"/>
-              <w:right w:val="single" w:sz="4" w:space="0" w:color="auto"/>
-            </w:tcBorders>
-            <w:vAlign w:val="center"/>
-            <w:hideMark/>
-          </w:tcPr>
-          <w:p>
-            <w:pPr>
-              <w:spacing w:after="0" w:line="240" w:lineRule="auto"/>
-              <w:rPr>
-                <w:rFonts w:ascii="Montserrat" w:eastAsia="Times New Roman" w:hAnsi="Montserrat" w:cs="Calibri"/>
-                <w:color w:val="000000"/>
-                <w:kern w:val="0"/>
-                <w:sz w:val="16"/>
+            <w:vAlign w:val="center"/>
+            <w:hideMark/>
+          </w:tcPr>
+          <w:p>
+            <w:pPr>
+              <w:spacing w:after="0" w:line="240" w:lineRule="auto"/>
+              <w:rPr>
+                <w:rFonts w:ascii="Montserrat" w:eastAsia="Times New Roman" w:hAnsi="Montserrat" w:cs="Calibri"/>
+                <w:color w:val="000000"/>
+                <w:kern w:val="0"/>
+                <w:sz w:val="20"/>
                 <w:szCs w:val="16"/>
                 <w14:ligatures w14:val="none"/>
               </w:rPr>
@@ -776,17 +1169,11 @@
       </w:tr>
       <w:tr>
         <w:trPr>
-          <w:trHeight w:val="360"/>
+          <w:trHeight w:val="20"/>
         </w:trPr>
         <w:tc>
           <w:tcPr>
             <w:tcW w:w="4420" w:type="dxa"/>
-            <w:tcBorders>
-              <w:top w:val="nil"/>
-              <w:left w:val="single" w:sz="4" w:space="0" w:color="auto"/>
-              <w:bottom w:val="single" w:sz="4" w:space="0" w:color="auto"/>
-              <w:right w:val="single" w:sz="4" w:space="0" w:color="auto"/>
-            </w:tcBorders>
             <w:noWrap/>
             <w:vAlign w:val="center"/>
             <w:hideMark/>
@@ -794,12 +1181,12 @@
           <w:p>
             <w:pPr>
               <w:spacing w:after="0" w:line="240" w:lineRule="auto"/>
-              <w:ind w:firstLineChars="100" w:firstLine="160"/>
-              <w:rPr>
-                <w:rFonts w:ascii="Montserrat" w:eastAsia="Times New Roman" w:hAnsi="Montserrat" w:cs="Calibri"/>
-                <w:color w:val="000000"/>
-                <w:kern w:val="0"/>
-                <w:sz w:val="16"/>
+              <w:ind w:firstLineChars="100" w:firstLine="200"/>
+              <w:rPr>
+                <w:rFonts w:ascii="Montserrat" w:eastAsia="Times New Roman" w:hAnsi="Montserrat" w:cs="Calibri"/>
+                <w:color w:val="000000"/>
+                <w:kern w:val="0"/>
+                <w:sz w:val="20"/>
                 <w:szCs w:val="16"/>
                 <w14:ligatures w14:val="none"/>
               </w:rPr>
@@ -809,35 +1196,29 @@
                 <w:rFonts w:ascii="Montserrat" w:eastAsia="Times New Roman" w:hAnsi="Montserrat" w:cs="Calibri"/>
                 <w:color w:val="000000"/>
                 <w:kern w:val="0"/>
-                <w:sz w:val="16"/>
-                <w:szCs w:val="16"/>
-                <w14:ligatures w14:val="none"/>
-              </w:rPr>
-              <w:t>Analizat laboratorike</w:t>
+                <w:sz w:val="20"/>
+                <w:szCs w:val="16"/>
+                <w14:ligatures w14:val="none"/>
+              </w:rPr>
+              <w:t>Ilaçet e këshilluara nga mjeku</w:t>
             </w:r>
           </w:p>
         </w:tc>
         <w:tc>
           <w:tcPr>
-            <w:tcW w:w="2175" w:type="dxa"/>
+            <w:tcW w:w="6465" w:type="dxa"/>
             <w:vMerge/>
-            <w:tcBorders>
-              <w:top w:val="nil"/>
-              <w:left w:val="single" w:sz="4" w:space="0" w:color="auto"/>
-              <w:bottom w:val="single" w:sz="4" w:space="0" w:color="auto"/>
-              <w:right w:val="single" w:sz="4" w:space="0" w:color="auto"/>
-            </w:tcBorders>
-            <w:vAlign w:val="center"/>
-            <w:hideMark/>
-          </w:tcPr>
-          <w:p>
-            <w:pPr>
-              <w:spacing w:after="0" w:line="240" w:lineRule="auto"/>
-              <w:rPr>
-                <w:rFonts w:ascii="Montserrat" w:eastAsia="Times New Roman" w:hAnsi="Montserrat" w:cs="Calibri"/>
-                <w:color w:val="000000"/>
-                <w:kern w:val="0"/>
-                <w:sz w:val="16"/>
+            <w:vAlign w:val="center"/>
+            <w:hideMark/>
+          </w:tcPr>
+          <w:p>
+            <w:pPr>
+              <w:spacing w:after="0" w:line="240" w:lineRule="auto"/>
+              <w:rPr>
+                <w:rFonts w:ascii="Montserrat" w:eastAsia="Times New Roman" w:hAnsi="Montserrat" w:cs="Calibri"/>
+                <w:color w:val="000000"/>
+                <w:kern w:val="0"/>
+                <w:sz w:val="20"/>
                 <w:szCs w:val="16"/>
                 <w14:ligatures w14:val="none"/>
               </w:rPr>
@@ -847,17 +1228,12 @@
       </w:tr>
       <w:tr>
         <w:trPr>
-          <w:trHeight w:val="360"/>
+          <w:trHeight w:val="20"/>
         </w:trPr>
         <w:tc>
           <w:tcPr>
             <w:tcW w:w="4420" w:type="dxa"/>
-            <w:tcBorders>
-              <w:top w:val="nil"/>
-              <w:left w:val="single" w:sz="4" w:space="0" w:color="auto"/>
-              <w:bottom w:val="single" w:sz="4" w:space="0" w:color="auto"/>
-              <w:right w:val="single" w:sz="4" w:space="0" w:color="auto"/>
-            </w:tcBorders>
+            <w:shd w:val="clear" w:color="000000" w:fill="E3EBF8"/>
             <w:noWrap/>
             <w:vAlign w:val="center"/>
             <w:hideMark/>
@@ -865,12 +1241,14 @@
           <w:p>
             <w:pPr>
               <w:spacing w:after="0" w:line="240" w:lineRule="auto"/>
-              <w:ind w:firstLineChars="100" w:firstLine="160"/>
-              <w:rPr>
-                <w:rFonts w:ascii="Montserrat" w:eastAsia="Times New Roman" w:hAnsi="Montserrat" w:cs="Calibri"/>
-                <w:color w:val="000000"/>
-                <w:kern w:val="0"/>
-                <w:sz w:val="16"/>
+              <w:ind w:firstLineChars="100" w:firstLine="201"/>
+              <w:rPr>
+                <w:rFonts w:ascii="Montserrat" w:eastAsia="Times New Roman" w:hAnsi="Montserrat" w:cs="Calibri"/>
+                <w:b/>
+                <w:bCs/>
+                <w:color w:val="007EC5"/>
+                <w:kern w:val="0"/>
+                <w:sz w:val="20"/>
                 <w:szCs w:val="16"/>
                 <w14:ligatures w14:val="none"/>
               </w:rPr>
@@ -878,58 +1256,63 @@
             <w:r>
               <w:rPr>
                 <w:rFonts w:ascii="Montserrat" w:eastAsia="Times New Roman" w:hAnsi="Montserrat" w:cs="Calibri"/>
-                <w:color w:val="000000"/>
-                <w:kern w:val="0"/>
-                <w:sz w:val="16"/>
-                <w:szCs w:val="16"/>
-                <w14:ligatures w14:val="none"/>
-              </w:rPr>
-              <w:t>Ilaçet e këshilluara nga mjeku</w:t>
+                <w:b/>
+                <w:bCs/>
+                <w:color w:val="007EC5"/>
+                <w:kern w:val="0"/>
+                <w:sz w:val="20"/>
+                <w:szCs w:val="16"/>
+                <w14:ligatures w14:val="none"/>
+              </w:rPr>
+              <w:t>Trajtime Mjekësore tjera</w:t>
             </w:r>
           </w:p>
         </w:tc>
         <w:tc>
           <w:tcPr>
-            <w:tcW w:w="2175" w:type="dxa"/>
-            <w:vMerge/>
-            <w:tcBorders>
-              <w:top w:val="nil"/>
-              <w:left w:val="single" w:sz="4" w:space="0" w:color="auto"/>
-              <w:bottom w:val="single" w:sz="4" w:space="0" w:color="auto"/>
-              <w:right w:val="single" w:sz="4" w:space="0" w:color="auto"/>
-            </w:tcBorders>
-            <w:vAlign w:val="center"/>
-            <w:hideMark/>
-          </w:tcPr>
-          <w:p>
-            <w:pPr>
-              <w:spacing w:after="0" w:line="240" w:lineRule="auto"/>
-              <w:rPr>
-                <w:rFonts w:ascii="Montserrat" w:eastAsia="Times New Roman" w:hAnsi="Montserrat" w:cs="Calibri"/>
-                <w:color w:val="000000"/>
-                <w:kern w:val="0"/>
-                <w:sz w:val="16"/>
-                <w:szCs w:val="16"/>
-                <w14:ligatures w14:val="none"/>
-              </w:rPr>
-            </w:pPr>
+            <w:tcW w:w="6465" w:type="dxa"/>
+            <w:shd w:val="clear" w:color="000000" w:fill="E3EBF8"/>
+            <w:noWrap/>
+            <w:vAlign w:val="center"/>
+            <w:hideMark/>
+          </w:tcPr>
+          <w:p>
+            <w:pPr>
+              <w:spacing w:after="0" w:line="240" w:lineRule="auto"/>
+              <w:rPr>
+                <w:rFonts w:ascii="Montserrat" w:eastAsia="Times New Roman" w:hAnsi="Montserrat" w:cs="Calibri"/>
+                <w:b/>
+                <w:bCs/>
+                <w:color w:val="007EC5"/>
+                <w:kern w:val="0"/>
+                <w:sz w:val="20"/>
+                <w:szCs w:val="16"/>
+                <w14:ligatures w14:val="none"/>
+              </w:rPr>
+            </w:pPr>
+            <w:r>
+              <w:rPr>
+                <w:rFonts w:ascii="Montserrat" w:eastAsia="Times New Roman" w:hAnsi="Montserrat" w:cs="Calibri"/>
+                <w:b/>
+                <w:bCs/>
+                <w:color w:val="007EC5"/>
+                <w:kern w:val="0"/>
+                <w:sz w:val="20"/>
+                <w:szCs w:val="16"/>
+                <w14:ligatures w14:val="none"/>
+              </w:rPr>
+              <w:t> </w:t>
+            </w:r>
           </w:p>
         </w:tc>
       </w:tr>
       <w:tr>
         <w:trPr>
-          <w:trHeight w:val="402"/>
+          <w:trHeight w:val="20"/>
         </w:trPr>
         <w:tc>
           <w:tcPr>
             <w:tcW w:w="4420" w:type="dxa"/>
-            <w:tcBorders>
-              <w:top w:val="nil"/>
-              <w:left w:val="single" w:sz="4" w:space="0" w:color="auto"/>
-              <w:bottom w:val="single" w:sz="4" w:space="0" w:color="auto"/>
-              <w:right w:val="nil"/>
-            </w:tcBorders>
-            <w:shd w:val="clear" w:color="000000" w:fill="E3EBF8"/>
             <w:noWrap/>
             <w:vAlign w:val="center"/>
             <w:hideMark/>
@@ -937,14 +1320,12 @@
           <w:p>
             <w:pPr>
               <w:spacing w:after="0" w:line="240" w:lineRule="auto"/>
-              <w:ind w:firstLineChars="100" w:firstLine="161"/>
-              <w:rPr>
-                <w:rFonts w:ascii="Montserrat" w:eastAsia="Times New Roman" w:hAnsi="Montserrat" w:cs="Calibri"/>
-                <w:b/>
-                <w:bCs/>
-                <w:color w:val="007EC5"/>
-                <w:kern w:val="0"/>
-                <w:sz w:val="16"/>
+              <w:ind w:firstLineChars="100" w:firstLine="200"/>
+              <w:rPr>
+                <w:rFonts w:ascii="Montserrat" w:eastAsia="Times New Roman" w:hAnsi="Montserrat" w:cs="Calibri"/>
+                <w:color w:val="000000"/>
+                <w:kern w:val="0"/>
+                <w:sz w:val="20"/>
                 <w:szCs w:val="16"/>
                 <w14:ligatures w14:val="none"/>
               </w:rPr>
@@ -952,628 +1333,9 @@
             <w:r>
               <w:rPr>
                 <w:rFonts w:ascii="Montserrat" w:eastAsia="Times New Roman" w:hAnsi="Montserrat" w:cs="Calibri"/>
-                <w:b/>
-                <w:bCs/>
-                <w:color w:val="007EC5"/>
-                <w:kern w:val="0"/>
-                <w:sz w:val="16"/>
-                <w:szCs w:val="16"/>
-                <w14:ligatures w14:val="none"/>
-              </w:rPr>
-              <w:t>Trajtimet Mjekësore Ambulantore</w:t>
-            </w:r>
-          </w:p>
-        </w:tc>
-        <w:tc>
-          <w:tcPr>
-            <w:tcW w:w="2175" w:type="dxa"/>
-            <w:tcBorders>
-              <w:top w:val="nil"/>
-              <w:left w:val="nil"/>
-              <w:bottom w:val="single" w:sz="4" w:space="0" w:color="auto"/>
-              <w:right w:val="nil"/>
-            </w:tcBorders>
-            <w:shd w:val="clear" w:color="000000" w:fill="E3EBF8"/>
-            <w:noWrap/>
-            <w:vAlign w:val="center"/>
-            <w:hideMark/>
-          </w:tcPr>
-          <w:p>
-            <w:pPr>
-              <w:spacing w:after="0" w:line="240" w:lineRule="auto"/>
-              <w:rPr>
-                <w:rFonts w:ascii="Montserrat" w:eastAsia="Times New Roman" w:hAnsi="Montserrat" w:cs="Calibri"/>
-                <w:b/>
-                <w:bCs/>
-                <w:color w:val="007EC5"/>
-                <w:kern w:val="0"/>
-                <w:sz w:val="16"/>
-                <w:szCs w:val="16"/>
-                <w14:ligatures w14:val="none"/>
-              </w:rPr>
-            </w:pPr>
-            <w:r>
-              <w:rPr>
-                <w:rFonts w:ascii="Montserrat" w:eastAsia="Times New Roman" w:hAnsi="Montserrat" w:cs="Calibri"/>
-                <w:b/>
-                <w:bCs/>
-                <w:color w:val="007EC5"/>
-                <w:kern w:val="0"/>
-                <w:sz w:val="16"/>
-                <w:szCs w:val="16"/>
-                <w14:ligatures w14:val="none"/>
-              </w:rPr>
-              <w:t> </w:t>
-            </w:r>
-          </w:p>
-        </w:tc>
-      </w:tr>
-      <w:tr>
-        <w:trPr>
-          <w:trHeight w:val="360"/>
-        </w:trPr>
-        <w:tc>
-          <w:tcPr>
-            <w:tcW w:w="4420" w:type="dxa"/>
-            <w:tcBorders>
-              <w:top w:val="nil"/>
-              <w:left w:val="single" w:sz="4" w:space="0" w:color="auto"/>
-              <w:bottom w:val="single" w:sz="4" w:space="0" w:color="auto"/>
-              <w:right w:val="single" w:sz="4" w:space="0" w:color="auto"/>
-            </w:tcBorders>
-            <w:noWrap/>
-            <w:vAlign w:val="center"/>
-            <w:hideMark/>
-          </w:tcPr>
-          <w:p>
-            <w:pPr>
-              <w:spacing w:after="0" w:line="240" w:lineRule="auto"/>
-              <w:ind w:firstLineChars="100" w:firstLine="160"/>
-              <w:rPr>
-                <w:rFonts w:ascii="Montserrat" w:eastAsia="Times New Roman" w:hAnsi="Montserrat" w:cs="Calibri"/>
-                <w:color w:val="000000"/>
-                <w:kern w:val="0"/>
-                <w:sz w:val="16"/>
-                <w:szCs w:val="16"/>
-                <w14:ligatures w14:val="none"/>
-              </w:rPr>
-            </w:pPr>
-            <w:r>
-              <w:rPr>
-                <w:rFonts w:ascii="Montserrat" w:eastAsia="Times New Roman" w:hAnsi="Montserrat" w:cs="Calibri"/>
-                <w:color w:val="000000"/>
-                <w:kern w:val="0"/>
-                <w:sz w:val="16"/>
-                <w:szCs w:val="16"/>
-                <w14:ligatures w14:val="none"/>
-              </w:rPr>
-              <w:t>Shpenzimet për mjekun e përgjithshëm</w:t>
-            </w:r>
-          </w:p>
-        </w:tc>
-        <w:tc>
-          <w:tcPr>
-            <w:tcW w:w="2175" w:type="dxa"/>
-            <w:vMerge w:val="restart"/>
-            <w:tcBorders>
-              <w:top w:val="nil"/>
-              <w:left w:val="single" w:sz="4" w:space="0" w:color="auto"/>
-              <w:bottom w:val="single" w:sz="4" w:space="0" w:color="auto"/>
-              <w:right w:val="single" w:sz="4" w:space="0" w:color="auto"/>
-            </w:tcBorders>
-            <w:noWrap/>
-            <w:vAlign w:val="center"/>
-            <w:hideMark/>
-          </w:tcPr>
-          <w:p>
-            <w:pPr>
-              <w:spacing w:after="0" w:line="240" w:lineRule="auto"/>
-              <w:jc w:val="center"/>
-              <w:rPr>
-                <w:rFonts w:ascii="Montserrat" w:eastAsia="Times New Roman" w:hAnsi="Montserrat" w:cs="Calibri"/>
-                <w:color w:val="000000"/>
-                <w:kern w:val="0"/>
-                <w:sz w:val="16"/>
-                <w:szCs w:val="16"/>
-                <w14:ligatures w14:val="none"/>
-              </w:rPr>
-            </w:pPr>
-            <w:r>
-              <w:rPr>
-                <w:rFonts w:ascii="Montserrat" w:eastAsia="Times New Roman" w:hAnsi="Montserrat" w:cs="Calibri"/>
-                <w:color w:val="000000"/>
-                <w:kern w:val="0"/>
-                <w:sz w:val="16"/>
-                <w:szCs w:val="16"/>
-                <w14:ligatures w14:val="none"/>
-              </w:rPr>
-              <w:t xml:space="preserve">80% </w:t>
-            </w:r>
-          </w:p>
-        </w:tc>
-      </w:tr>
-      <w:tr>
-        <w:trPr>
-          <w:trHeight w:val="360"/>
-        </w:trPr>
-        <w:tc>
-          <w:tcPr>
-            <w:tcW w:w="4420" w:type="dxa"/>
-            <w:tcBorders>
-              <w:top w:val="nil"/>
-              <w:left w:val="single" w:sz="4" w:space="0" w:color="auto"/>
-              <w:bottom w:val="single" w:sz="4" w:space="0" w:color="auto"/>
-              <w:right w:val="single" w:sz="4" w:space="0" w:color="auto"/>
-            </w:tcBorders>
-            <w:noWrap/>
-            <w:vAlign w:val="center"/>
-            <w:hideMark/>
-          </w:tcPr>
-          <w:p>
-            <w:pPr>
-              <w:spacing w:after="0" w:line="240" w:lineRule="auto"/>
-              <w:ind w:firstLineChars="100" w:firstLine="160"/>
-              <w:rPr>
-                <w:rFonts w:ascii="Montserrat" w:eastAsia="Times New Roman" w:hAnsi="Montserrat" w:cs="Calibri"/>
-                <w:color w:val="000000"/>
-                <w:kern w:val="0"/>
-                <w:sz w:val="16"/>
-                <w:szCs w:val="16"/>
-                <w14:ligatures w14:val="none"/>
-              </w:rPr>
-            </w:pPr>
-            <w:r>
-              <w:rPr>
-                <w:rFonts w:ascii="Montserrat" w:eastAsia="Times New Roman" w:hAnsi="Montserrat" w:cs="Calibri"/>
-                <w:color w:val="000000"/>
-                <w:kern w:val="0"/>
-                <w:sz w:val="16"/>
-                <w:szCs w:val="16"/>
-                <w14:ligatures w14:val="none"/>
-              </w:rPr>
-              <w:t>Shpenzimet për mjekun specialist</w:t>
-            </w:r>
-          </w:p>
-        </w:tc>
-        <w:tc>
-          <w:tcPr>
-            <w:tcW w:w="2175" w:type="dxa"/>
-            <w:vMerge/>
-            <w:tcBorders>
-              <w:top w:val="nil"/>
-              <w:left w:val="single" w:sz="4" w:space="0" w:color="auto"/>
-              <w:bottom w:val="single" w:sz="4" w:space="0" w:color="auto"/>
-              <w:right w:val="single" w:sz="4" w:space="0" w:color="auto"/>
-            </w:tcBorders>
-            <w:vAlign w:val="center"/>
-            <w:hideMark/>
-          </w:tcPr>
-          <w:p>
-            <w:pPr>
-              <w:spacing w:after="0" w:line="240" w:lineRule="auto"/>
-              <w:rPr>
-                <w:rFonts w:ascii="Montserrat" w:eastAsia="Times New Roman" w:hAnsi="Montserrat" w:cs="Calibri"/>
-                <w:color w:val="000000"/>
-                <w:kern w:val="0"/>
-                <w:sz w:val="16"/>
-                <w:szCs w:val="16"/>
-                <w14:ligatures w14:val="none"/>
-              </w:rPr>
-            </w:pPr>
-          </w:p>
-        </w:tc>
-      </w:tr>
-      <w:tr>
-        <w:trPr>
-          <w:trHeight w:val="360"/>
-        </w:trPr>
-        <w:tc>
-          <w:tcPr>
-            <w:tcW w:w="4420" w:type="dxa"/>
-            <w:tcBorders>
-              <w:top w:val="nil"/>
-              <w:left w:val="single" w:sz="4" w:space="0" w:color="auto"/>
-              <w:bottom w:val="single" w:sz="4" w:space="0" w:color="auto"/>
-              <w:right w:val="single" w:sz="4" w:space="0" w:color="auto"/>
-            </w:tcBorders>
-            <w:noWrap/>
-            <w:vAlign w:val="center"/>
-            <w:hideMark/>
-          </w:tcPr>
-          <w:p>
-            <w:pPr>
-              <w:spacing w:after="0" w:line="240" w:lineRule="auto"/>
-              <w:ind w:firstLineChars="100" w:firstLine="160"/>
-              <w:rPr>
-                <w:rFonts w:ascii="Montserrat" w:eastAsia="Times New Roman" w:hAnsi="Montserrat" w:cs="Calibri"/>
-                <w:color w:val="000000"/>
-                <w:kern w:val="0"/>
-                <w:sz w:val="16"/>
-                <w:szCs w:val="16"/>
-                <w14:ligatures w14:val="none"/>
-              </w:rPr>
-            </w:pPr>
-            <w:r>
-              <w:rPr>
-                <w:rFonts w:ascii="Montserrat" w:eastAsia="Times New Roman" w:hAnsi="Montserrat" w:cs="Calibri"/>
-                <w:color w:val="000000"/>
-                <w:kern w:val="0"/>
-                <w:sz w:val="16"/>
-                <w:szCs w:val="16"/>
-                <w14:ligatures w14:val="none"/>
-              </w:rPr>
-              <w:t>Kirurgjia ditore</w:t>
-            </w:r>
-          </w:p>
-        </w:tc>
-        <w:tc>
-          <w:tcPr>
-            <w:tcW w:w="2175" w:type="dxa"/>
-            <w:vMerge/>
-            <w:tcBorders>
-              <w:top w:val="nil"/>
-              <w:left w:val="single" w:sz="4" w:space="0" w:color="auto"/>
-              <w:bottom w:val="single" w:sz="4" w:space="0" w:color="auto"/>
-              <w:right w:val="single" w:sz="4" w:space="0" w:color="auto"/>
-            </w:tcBorders>
-            <w:vAlign w:val="center"/>
-            <w:hideMark/>
-          </w:tcPr>
-          <w:p>
-            <w:pPr>
-              <w:spacing w:after="0" w:line="240" w:lineRule="auto"/>
-              <w:rPr>
-                <w:rFonts w:ascii="Montserrat" w:eastAsia="Times New Roman" w:hAnsi="Montserrat" w:cs="Calibri"/>
-                <w:color w:val="000000"/>
-                <w:kern w:val="0"/>
-                <w:sz w:val="16"/>
-                <w:szCs w:val="16"/>
-                <w14:ligatures w14:val="none"/>
-              </w:rPr>
-            </w:pPr>
-          </w:p>
-        </w:tc>
-      </w:tr>
-      <w:tr>
-        <w:trPr>
-          <w:trHeight w:val="360"/>
-        </w:trPr>
-        <w:tc>
-          <w:tcPr>
-            <w:tcW w:w="4420" w:type="dxa"/>
-            <w:tcBorders>
-              <w:top w:val="nil"/>
-              <w:left w:val="single" w:sz="4" w:space="0" w:color="auto"/>
-              <w:bottom w:val="single" w:sz="4" w:space="0" w:color="auto"/>
-              <w:right w:val="single" w:sz="4" w:space="0" w:color="auto"/>
-            </w:tcBorders>
-            <w:vAlign w:val="center"/>
-            <w:hideMark/>
-          </w:tcPr>
-          <w:p>
-            <w:pPr>
-              <w:spacing w:after="0" w:line="240" w:lineRule="auto"/>
-              <w:ind w:firstLineChars="100" w:firstLine="140"/>
-              <w:rPr>
-                <w:rFonts w:ascii="Montserrat" w:eastAsia="Times New Roman" w:hAnsi="Montserrat" w:cs="Calibri"/>
-                <w:color w:val="000000"/>
-                <w:kern w:val="0"/>
-                <w:sz w:val="14"/>
-                <w:szCs w:val="14"/>
-                <w14:ligatures w14:val="none"/>
-              </w:rPr>
-            </w:pPr>
-            <w:r>
-              <w:rPr>
-                <w:rFonts w:ascii="Montserrat" w:eastAsia="Times New Roman" w:hAnsi="Montserrat" w:cs="Calibri"/>
-                <w:color w:val="000000"/>
-                <w:kern w:val="0"/>
-                <w:sz w:val="14"/>
-                <w:szCs w:val="14"/>
-                <w14:ligatures w14:val="none"/>
-              </w:rPr>
-              <w:t>Kontrolle diagnostifikuese, duke përfshirë ato patologjike, rreze X, skane CT, skane MRI, skane PET</w:t>
-            </w:r>
-          </w:p>
-        </w:tc>
-        <w:tc>
-          <w:tcPr>
-            <w:tcW w:w="2175" w:type="dxa"/>
-            <w:vMerge/>
-            <w:tcBorders>
-              <w:top w:val="nil"/>
-              <w:left w:val="single" w:sz="4" w:space="0" w:color="auto"/>
-              <w:bottom w:val="single" w:sz="4" w:space="0" w:color="auto"/>
-              <w:right w:val="single" w:sz="4" w:space="0" w:color="auto"/>
-            </w:tcBorders>
-            <w:vAlign w:val="center"/>
-            <w:hideMark/>
-          </w:tcPr>
-          <w:p>
-            <w:pPr>
-              <w:spacing w:after="0" w:line="240" w:lineRule="auto"/>
-              <w:rPr>
-                <w:rFonts w:ascii="Montserrat" w:eastAsia="Times New Roman" w:hAnsi="Montserrat" w:cs="Calibri"/>
-                <w:color w:val="000000"/>
-                <w:kern w:val="0"/>
-                <w:sz w:val="16"/>
-                <w:szCs w:val="16"/>
-                <w14:ligatures w14:val="none"/>
-              </w:rPr>
-            </w:pPr>
-          </w:p>
-        </w:tc>
-      </w:tr>
-      <w:tr>
-        <w:trPr>
-          <w:trHeight w:val="360"/>
-        </w:trPr>
-        <w:tc>
-          <w:tcPr>
-            <w:tcW w:w="4420" w:type="dxa"/>
-            <w:tcBorders>
-              <w:top w:val="nil"/>
-              <w:left w:val="single" w:sz="4" w:space="0" w:color="auto"/>
-              <w:bottom w:val="single" w:sz="4" w:space="0" w:color="auto"/>
-              <w:right w:val="single" w:sz="4" w:space="0" w:color="auto"/>
-            </w:tcBorders>
-            <w:noWrap/>
-            <w:vAlign w:val="center"/>
-            <w:hideMark/>
-          </w:tcPr>
-          <w:p>
-            <w:pPr>
-              <w:spacing w:after="0" w:line="240" w:lineRule="auto"/>
-              <w:ind w:firstLineChars="100" w:firstLine="160"/>
-              <w:rPr>
-                <w:rFonts w:ascii="Montserrat" w:eastAsia="Times New Roman" w:hAnsi="Montserrat" w:cs="Calibri"/>
-                <w:color w:val="000000"/>
-                <w:kern w:val="0"/>
-                <w:sz w:val="16"/>
-                <w:szCs w:val="16"/>
-                <w14:ligatures w14:val="none"/>
-              </w:rPr>
-            </w:pPr>
-            <w:r>
-              <w:rPr>
-                <w:rFonts w:ascii="Montserrat" w:eastAsia="Times New Roman" w:hAnsi="Montserrat" w:cs="Calibri"/>
-                <w:color w:val="000000"/>
-                <w:kern w:val="0"/>
-                <w:sz w:val="16"/>
-                <w:szCs w:val="16"/>
-                <w14:ligatures w14:val="none"/>
-              </w:rPr>
-              <w:t>Analizat laboratorike</w:t>
-            </w:r>
-          </w:p>
-        </w:tc>
-        <w:tc>
-          <w:tcPr>
-            <w:tcW w:w="2175" w:type="dxa"/>
-            <w:vMerge/>
-            <w:tcBorders>
-              <w:top w:val="nil"/>
-              <w:left w:val="single" w:sz="4" w:space="0" w:color="auto"/>
-              <w:bottom w:val="single" w:sz="4" w:space="0" w:color="auto"/>
-              <w:right w:val="single" w:sz="4" w:space="0" w:color="auto"/>
-            </w:tcBorders>
-            <w:vAlign w:val="center"/>
-            <w:hideMark/>
-          </w:tcPr>
-          <w:p>
-            <w:pPr>
-              <w:spacing w:after="0" w:line="240" w:lineRule="auto"/>
-              <w:rPr>
-                <w:rFonts w:ascii="Montserrat" w:eastAsia="Times New Roman" w:hAnsi="Montserrat" w:cs="Calibri"/>
-                <w:color w:val="000000"/>
-                <w:kern w:val="0"/>
-                <w:sz w:val="16"/>
-                <w:szCs w:val="16"/>
-                <w14:ligatures w14:val="none"/>
-              </w:rPr>
-            </w:pPr>
-          </w:p>
-        </w:tc>
-      </w:tr>
-      <w:tr>
-        <w:trPr>
-          <w:trHeight w:val="360"/>
-        </w:trPr>
-        <w:tc>
-          <w:tcPr>
-            <w:tcW w:w="4420" w:type="dxa"/>
-            <w:tcBorders>
-              <w:top w:val="nil"/>
-              <w:left w:val="single" w:sz="4" w:space="0" w:color="auto"/>
-              <w:bottom w:val="single" w:sz="4" w:space="0" w:color="auto"/>
-              <w:right w:val="single" w:sz="4" w:space="0" w:color="auto"/>
-            </w:tcBorders>
-            <w:noWrap/>
-            <w:vAlign w:val="center"/>
-            <w:hideMark/>
-          </w:tcPr>
-          <w:p>
-            <w:pPr>
-              <w:spacing w:after="0" w:line="240" w:lineRule="auto"/>
-              <w:ind w:firstLineChars="100" w:firstLine="160"/>
-              <w:rPr>
-                <w:rFonts w:ascii="Montserrat" w:eastAsia="Times New Roman" w:hAnsi="Montserrat" w:cs="Calibri"/>
-                <w:color w:val="000000"/>
-                <w:kern w:val="0"/>
-                <w:sz w:val="16"/>
-                <w:szCs w:val="16"/>
-                <w14:ligatures w14:val="none"/>
-              </w:rPr>
-            </w:pPr>
-            <w:r>
-              <w:rPr>
-                <w:rFonts w:ascii="Montserrat" w:eastAsia="Times New Roman" w:hAnsi="Montserrat" w:cs="Calibri"/>
-                <w:color w:val="000000"/>
-                <w:kern w:val="0"/>
-                <w:sz w:val="16"/>
-                <w:szCs w:val="16"/>
-                <w14:ligatures w14:val="none"/>
-              </w:rPr>
-              <w:t>Ilaçet e këshilluara nga mjeku</w:t>
-            </w:r>
-          </w:p>
-        </w:tc>
-        <w:tc>
-          <w:tcPr>
-            <w:tcW w:w="2175" w:type="dxa"/>
-            <w:vMerge/>
-            <w:tcBorders>
-              <w:top w:val="nil"/>
-              <w:left w:val="single" w:sz="4" w:space="0" w:color="auto"/>
-              <w:bottom w:val="single" w:sz="4" w:space="0" w:color="auto"/>
-              <w:right w:val="single" w:sz="4" w:space="0" w:color="auto"/>
-            </w:tcBorders>
-            <w:vAlign w:val="center"/>
-            <w:hideMark/>
-          </w:tcPr>
-          <w:p>
-            <w:pPr>
-              <w:spacing w:after="0" w:line="240" w:lineRule="auto"/>
-              <w:rPr>
-                <w:rFonts w:ascii="Montserrat" w:eastAsia="Times New Roman" w:hAnsi="Montserrat" w:cs="Calibri"/>
-                <w:color w:val="000000"/>
-                <w:kern w:val="0"/>
-                <w:sz w:val="16"/>
-                <w:szCs w:val="16"/>
-                <w14:ligatures w14:val="none"/>
-              </w:rPr>
-            </w:pPr>
-          </w:p>
-        </w:tc>
-      </w:tr>
-      <w:tr>
-        <w:trPr>
-          <w:trHeight w:val="402"/>
-        </w:trPr>
-        <w:tc>
-          <w:tcPr>
-            <w:tcW w:w="4420" w:type="dxa"/>
-            <w:tcBorders>
-              <w:top w:val="nil"/>
-              <w:left w:val="single" w:sz="4" w:space="0" w:color="auto"/>
-              <w:bottom w:val="single" w:sz="4" w:space="0" w:color="auto"/>
-              <w:right w:val="nil"/>
-            </w:tcBorders>
-            <w:shd w:val="clear" w:color="000000" w:fill="E3EBF8"/>
-            <w:noWrap/>
-            <w:vAlign w:val="center"/>
-            <w:hideMark/>
-          </w:tcPr>
-          <w:p>
-            <w:pPr>
-              <w:spacing w:after="0" w:line="240" w:lineRule="auto"/>
-              <w:ind w:firstLineChars="100" w:firstLine="161"/>
-              <w:rPr>
-                <w:rFonts w:ascii="Montserrat" w:eastAsia="Times New Roman" w:hAnsi="Montserrat" w:cs="Calibri"/>
-                <w:b/>
-                <w:bCs/>
-                <w:color w:val="007EC5"/>
-                <w:kern w:val="0"/>
-                <w:sz w:val="16"/>
-                <w:szCs w:val="16"/>
-                <w14:ligatures w14:val="none"/>
-              </w:rPr>
-            </w:pPr>
-            <w:r>
-              <w:rPr>
-                <w:rFonts w:ascii="Montserrat" w:eastAsia="Times New Roman" w:hAnsi="Montserrat" w:cs="Calibri"/>
-                <w:b/>
-                <w:bCs/>
-                <w:color w:val="007EC5"/>
-                <w:kern w:val="0"/>
-                <w:sz w:val="16"/>
-                <w:szCs w:val="16"/>
-                <w14:ligatures w14:val="none"/>
-              </w:rPr>
-              <w:t>Trajtime Mjekësore tjera</w:t>
-            </w:r>
-          </w:p>
-        </w:tc>
-        <w:tc>
-          <w:tcPr>
-            <w:tcW w:w="2175" w:type="dxa"/>
-            <w:tcBorders>
-              <w:top w:val="nil"/>
-              <w:left w:val="nil"/>
-              <w:bottom w:val="single" w:sz="4" w:space="0" w:color="auto"/>
-              <w:right w:val="nil"/>
-            </w:tcBorders>
-            <w:shd w:val="clear" w:color="000000" w:fill="E3EBF8"/>
-            <w:noWrap/>
-            <w:vAlign w:val="center"/>
-            <w:hideMark/>
-          </w:tcPr>
-          <w:p>
-            <w:pPr>
-              <w:spacing w:after="0" w:line="240" w:lineRule="auto"/>
-              <w:rPr>
-                <w:rFonts w:ascii="Montserrat" w:eastAsia="Times New Roman" w:hAnsi="Montserrat" w:cs="Calibri"/>
-                <w:b/>
-                <w:bCs/>
-                <w:color w:val="007EC5"/>
-                <w:kern w:val="0"/>
-                <w:sz w:val="16"/>
-                <w:szCs w:val="16"/>
-                <w14:ligatures w14:val="none"/>
-              </w:rPr>
-            </w:pPr>
-            <w:r>
-              <w:rPr>
-                <w:rFonts w:ascii="Montserrat" w:eastAsia="Times New Roman" w:hAnsi="Montserrat" w:cs="Calibri"/>
-                <w:b/>
-                <w:bCs/>
-                <w:color w:val="007EC5"/>
-                <w:kern w:val="0"/>
-                <w:sz w:val="16"/>
-                <w:szCs w:val="16"/>
-                <w14:ligatures w14:val="none"/>
-              </w:rPr>
-              <w:t> </w:t>
-            </w:r>
-          </w:p>
-        </w:tc>
-      </w:tr>
-      <w:tr>
-        <w:trPr>
-          <w:trHeight w:val="360"/>
-        </w:trPr>
-        <w:tc>
-          <w:tcPr>
-            <w:tcW w:w="4420" w:type="dxa"/>
-            <w:tcBorders>
-              <w:top w:val="nil"/>
-              <w:left w:val="single" w:sz="4" w:space="0" w:color="auto"/>
-              <w:bottom w:val="single" w:sz="4" w:space="0" w:color="auto"/>
-              <w:right w:val="single" w:sz="4" w:space="0" w:color="auto"/>
-            </w:tcBorders>
-            <w:noWrap/>
-            <w:vAlign w:val="center"/>
-            <w:hideMark/>
-          </w:tcPr>
-          <w:p>
-            <w:pPr>
-              <w:spacing w:after="0" w:line="240" w:lineRule="auto"/>
-              <w:ind w:firstLineChars="100" w:firstLine="160"/>
-              <w:rPr>
-                <w:rFonts w:ascii="Montserrat" w:eastAsia="Times New Roman" w:hAnsi="Montserrat" w:cs="Calibri"/>
-                <w:color w:val="000000"/>
-                <w:kern w:val="0"/>
-                <w:sz w:val="16"/>
-                <w:szCs w:val="16"/>
-                <w14:ligatures w14:val="none"/>
-              </w:rPr>
-            </w:pPr>
-            <w:r>
-              <w:rPr>
-                <w:rFonts w:ascii="Montserrat" w:eastAsia="Times New Roman" w:hAnsi="Montserrat" w:cs="Calibri"/>
-                <w:color w:val="000000"/>
-                <w:kern w:val="0"/>
-                <w:sz w:val="16"/>
+                <w:color w:val="000000"/>
+                <w:kern w:val="0"/>
+                <w:sz w:val="20"/>
                 <w:szCs w:val="16"/>
                 <w14:ligatures w14:val="none"/>
               </w:rPr>
@@ -1583,14 +1345,8 @@
         </w:tc>
         <w:tc>
           <w:tcPr>
-            <w:tcW w:w="2175" w:type="dxa"/>
+            <w:tcW w:w="6465" w:type="dxa"/>
             <w:vMerge w:val="restart"/>
-            <w:tcBorders>
-              <w:top w:val="nil"/>
-              <w:left w:val="single" w:sz="4" w:space="0" w:color="auto"/>
-              <w:bottom w:val="single" w:sz="4" w:space="0" w:color="auto"/>
-              <w:right w:val="single" w:sz="4" w:space="0" w:color="auto"/>
-            </w:tcBorders>
             <w:vAlign w:val="center"/>
             <w:hideMark/>
           </w:tcPr>
@@ -1602,7 +1358,7 @@
                 <w:rFonts w:ascii="Montserrat" w:eastAsia="Times New Roman" w:hAnsi="Montserrat" w:cs="Calibri"/>
                 <w:color w:val="000000"/>
                 <w:kern w:val="0"/>
-                <w:sz w:val="16"/>
+                <w:sz w:val="20"/>
                 <w:szCs w:val="16"/>
                 <w14:ligatures w14:val="none"/>
               </w:rPr>
@@ -1612,7 +1368,7 @@
                 <w:rFonts w:ascii="Montserrat" w:eastAsia="Times New Roman" w:hAnsi="Montserrat" w:cs="Calibri"/>
                 <w:color w:val="000000"/>
                 <w:kern w:val="0"/>
-                <w:sz w:val="16"/>
+                <w:sz w:val="20"/>
                 <w:szCs w:val="16"/>
                 <w14:ligatures w14:val="none"/>
               </w:rPr>
@@ -1623,7 +1379,7 @@
                 <w:rFonts w:ascii="Montserrat" w:eastAsia="Times New Roman" w:hAnsi="Montserrat" w:cs="Calibri"/>
                 <w:color w:val="000000"/>
                 <w:kern w:val="0"/>
-                <w:sz w:val="16"/>
+                <w:sz w:val="20"/>
                 <w:szCs w:val="16"/>
                 <w14:ligatures w14:val="none"/>
               </w:rPr>
@@ -1635,7 +1391,7 @@
                 <w:rFonts w:ascii="Montserrat" w:eastAsia="Times New Roman" w:hAnsi="Montserrat" w:cs="Calibri"/>
                 <w:color w:val="000000"/>
                 <w:kern w:val="0"/>
-                <w:sz w:val="16"/>
+                <w:sz w:val="20"/>
                 <w:szCs w:val="16"/>
                 <w14:ligatures w14:val="none"/>
               </w:rPr>
@@ -1647,7 +1403,7 @@
                 <w:rFonts w:ascii="Montserrat" w:eastAsia="Times New Roman" w:hAnsi="Montserrat" w:cs="Calibri"/>
                 <w:color w:val="000000"/>
                 <w:kern w:val="0"/>
-                <w:sz w:val="16"/>
+                <w:sz w:val="20"/>
                 <w:szCs w:val="16"/>
                 <w14:ligatures w14:val="none"/>
               </w:rPr>
@@ -1659,7 +1415,7 @@
                 <w:rFonts w:ascii="Montserrat" w:eastAsia="Times New Roman" w:hAnsi="Montserrat" w:cs="Calibri"/>
                 <w:color w:val="000000"/>
                 <w:kern w:val="0"/>
-                <w:sz w:val="16"/>
+                <w:sz w:val="20"/>
                 <w:szCs w:val="16"/>
                 <w14:ligatures w14:val="none"/>
               </w:rPr>
@@ -1671,17 +1427,11 @@
       </w:tr>
       <w:tr>
         <w:trPr>
-          <w:trHeight w:val="360"/>
+          <w:trHeight w:val="20"/>
         </w:trPr>
         <w:tc>
           <w:tcPr>
             <w:tcW w:w="4420" w:type="dxa"/>
-            <w:tcBorders>
-              <w:top w:val="nil"/>
-              <w:left w:val="single" w:sz="4" w:space="0" w:color="auto"/>
-              <w:bottom w:val="single" w:sz="4" w:space="0" w:color="auto"/>
-              <w:right w:val="single" w:sz="4" w:space="0" w:color="auto"/>
-            </w:tcBorders>
             <w:noWrap/>
             <w:vAlign w:val="center"/>
             <w:hideMark/>
@@ -1689,12 +1439,12 @@
           <w:p>
             <w:pPr>
               <w:spacing w:after="0" w:line="240" w:lineRule="auto"/>
-              <w:ind w:firstLineChars="100" w:firstLine="160"/>
-              <w:rPr>
-                <w:rFonts w:ascii="Montserrat" w:eastAsia="Times New Roman" w:hAnsi="Montserrat" w:cs="Calibri"/>
-                <w:color w:val="000000"/>
-                <w:kern w:val="0"/>
-                <w:sz w:val="16"/>
+              <w:ind w:firstLineChars="100" w:firstLine="200"/>
+              <w:rPr>
+                <w:rFonts w:ascii="Montserrat" w:eastAsia="Times New Roman" w:hAnsi="Montserrat" w:cs="Calibri"/>
+                <w:color w:val="000000"/>
+                <w:kern w:val="0"/>
+                <w:sz w:val="20"/>
                 <w:szCs w:val="16"/>
                 <w14:ligatures w14:val="none"/>
               </w:rPr>
@@ -1704,7 +1454,7 @@
                 <w:rFonts w:ascii="Montserrat" w:eastAsia="Times New Roman" w:hAnsi="Montserrat" w:cs="Calibri"/>
                 <w:color w:val="000000"/>
                 <w:kern w:val="0"/>
-                <w:sz w:val="16"/>
+                <w:sz w:val="20"/>
                 <w:szCs w:val="16"/>
                 <w14:ligatures w14:val="none"/>
               </w:rPr>
@@ -1714,25 +1464,19 @@
         </w:tc>
         <w:tc>
           <w:tcPr>
-            <w:tcW w:w="2175" w:type="dxa"/>
+            <w:tcW w:w="6465" w:type="dxa"/>
             <w:vMerge/>
-            <w:tcBorders>
-              <w:top w:val="nil"/>
-              <w:left w:val="single" w:sz="4" w:space="0" w:color="auto"/>
-              <w:bottom w:val="single" w:sz="4" w:space="0" w:color="auto"/>
-              <w:right w:val="single" w:sz="4" w:space="0" w:color="auto"/>
-            </w:tcBorders>
-            <w:vAlign w:val="center"/>
-            <w:hideMark/>
-          </w:tcPr>
-          <w:p>
-            <w:pPr>
-              <w:spacing w:after="0" w:line="240" w:lineRule="auto"/>
-              <w:rPr>
-                <w:rFonts w:ascii="Montserrat" w:eastAsia="Times New Roman" w:hAnsi="Montserrat" w:cs="Calibri"/>
-                <w:color w:val="000000"/>
-                <w:kern w:val="0"/>
-                <w:sz w:val="16"/>
+            <w:vAlign w:val="center"/>
+            <w:hideMark/>
+          </w:tcPr>
+          <w:p>
+            <w:pPr>
+              <w:spacing w:after="0" w:line="240" w:lineRule="auto"/>
+              <w:rPr>
+                <w:rFonts w:ascii="Montserrat" w:eastAsia="Times New Roman" w:hAnsi="Montserrat" w:cs="Calibri"/>
+                <w:color w:val="000000"/>
+                <w:kern w:val="0"/>
+                <w:sz w:val="20"/>
                 <w:szCs w:val="16"/>
                 <w14:ligatures w14:val="none"/>
               </w:rPr>
@@ -1742,17 +1486,11 @@
       </w:tr>
       <w:tr>
         <w:trPr>
-          <w:trHeight w:val="360"/>
+          <w:trHeight w:val="20"/>
         </w:trPr>
         <w:tc>
           <w:tcPr>
             <w:tcW w:w="4420" w:type="dxa"/>
-            <w:tcBorders>
-              <w:top w:val="nil"/>
-              <w:left w:val="single" w:sz="4" w:space="0" w:color="auto"/>
-              <w:bottom w:val="single" w:sz="4" w:space="0" w:color="auto"/>
-              <w:right w:val="single" w:sz="4" w:space="0" w:color="auto"/>
-            </w:tcBorders>
             <w:noWrap/>
             <w:vAlign w:val="center"/>
             <w:hideMark/>
@@ -1760,12 +1498,12 @@
           <w:p>
             <w:pPr>
               <w:spacing w:after="0" w:line="240" w:lineRule="auto"/>
-              <w:ind w:firstLineChars="100" w:firstLine="160"/>
-              <w:rPr>
-                <w:rFonts w:ascii="Montserrat" w:eastAsia="Times New Roman" w:hAnsi="Montserrat" w:cs="Calibri"/>
-                <w:color w:val="000000"/>
-                <w:kern w:val="0"/>
-                <w:sz w:val="16"/>
+              <w:ind w:firstLineChars="100" w:firstLine="200"/>
+              <w:rPr>
+                <w:rFonts w:ascii="Montserrat" w:eastAsia="Times New Roman" w:hAnsi="Montserrat" w:cs="Calibri"/>
+                <w:color w:val="000000"/>
+                <w:kern w:val="0"/>
+                <w:sz w:val="20"/>
                 <w:szCs w:val="16"/>
                 <w14:ligatures w14:val="none"/>
               </w:rPr>
@@ -1775,7 +1513,7 @@
                 <w:rFonts w:ascii="Montserrat" w:eastAsia="Times New Roman" w:hAnsi="Montserrat" w:cs="Calibri"/>
                 <w:color w:val="000000"/>
                 <w:kern w:val="0"/>
-                <w:sz w:val="16"/>
+                <w:sz w:val="20"/>
                 <w:szCs w:val="16"/>
                 <w14:ligatures w14:val="none"/>
               </w:rPr>
@@ -1785,25 +1523,19 @@
         </w:tc>
         <w:tc>
           <w:tcPr>
-            <w:tcW w:w="2175" w:type="dxa"/>
+            <w:tcW w:w="6465" w:type="dxa"/>
             <w:vMerge/>
-            <w:tcBorders>
-              <w:top w:val="nil"/>
-              <w:left w:val="single" w:sz="4" w:space="0" w:color="auto"/>
-              <w:bottom w:val="single" w:sz="4" w:space="0" w:color="auto"/>
-              <w:right w:val="single" w:sz="4" w:space="0" w:color="auto"/>
-            </w:tcBorders>
-            <w:vAlign w:val="center"/>
-            <w:hideMark/>
-          </w:tcPr>
-          <w:p>
-            <w:pPr>
-              <w:spacing w:after="0" w:line="240" w:lineRule="auto"/>
-              <w:rPr>
-                <w:rFonts w:ascii="Montserrat" w:eastAsia="Times New Roman" w:hAnsi="Montserrat" w:cs="Calibri"/>
-                <w:color w:val="000000"/>
-                <w:kern w:val="0"/>
-                <w:sz w:val="16"/>
+            <w:vAlign w:val="center"/>
+            <w:hideMark/>
+          </w:tcPr>
+          <w:p>
+            <w:pPr>
+              <w:spacing w:after="0" w:line="240" w:lineRule="auto"/>
+              <w:rPr>
+                <w:rFonts w:ascii="Montserrat" w:eastAsia="Times New Roman" w:hAnsi="Montserrat" w:cs="Calibri"/>
+                <w:color w:val="000000"/>
+                <w:kern w:val="0"/>
+                <w:sz w:val="20"/>
                 <w:szCs w:val="16"/>
                 <w14:ligatures w14:val="none"/>
               </w:rPr>
@@ -1813,17 +1545,11 @@
       </w:tr>
       <w:tr>
         <w:trPr>
-          <w:trHeight w:val="360"/>
+          <w:trHeight w:val="20"/>
         </w:trPr>
         <w:tc>
           <w:tcPr>
             <w:tcW w:w="4420" w:type="dxa"/>
-            <w:tcBorders>
-              <w:top w:val="nil"/>
-              <w:left w:val="single" w:sz="4" w:space="0" w:color="auto"/>
-              <w:bottom w:val="single" w:sz="4" w:space="0" w:color="auto"/>
-              <w:right w:val="single" w:sz="4" w:space="0" w:color="auto"/>
-            </w:tcBorders>
             <w:noWrap/>
             <w:vAlign w:val="center"/>
             <w:hideMark/>
@@ -1831,12 +1557,12 @@
           <w:p>
             <w:pPr>
               <w:spacing w:after="0" w:line="240" w:lineRule="auto"/>
-              <w:ind w:firstLineChars="100" w:firstLine="160"/>
-              <w:rPr>
-                <w:rFonts w:ascii="Montserrat" w:eastAsia="Times New Roman" w:hAnsi="Montserrat" w:cs="Calibri"/>
-                <w:color w:val="000000"/>
-                <w:kern w:val="0"/>
-                <w:sz w:val="16"/>
+              <w:ind w:firstLineChars="100" w:firstLine="200"/>
+              <w:rPr>
+                <w:rFonts w:ascii="Montserrat" w:eastAsia="Times New Roman" w:hAnsi="Montserrat" w:cs="Calibri"/>
+                <w:color w:val="000000"/>
+                <w:kern w:val="0"/>
+                <w:sz w:val="20"/>
                 <w:szCs w:val="16"/>
                 <w14:ligatures w14:val="none"/>
               </w:rPr>
@@ -1846,7 +1572,7 @@
                 <w:rFonts w:ascii="Montserrat" w:eastAsia="Times New Roman" w:hAnsi="Montserrat" w:cs="Calibri"/>
                 <w:color w:val="000000"/>
                 <w:kern w:val="0"/>
-                <w:sz w:val="16"/>
+                <w:sz w:val="20"/>
                 <w:szCs w:val="16"/>
                 <w14:ligatures w14:val="none"/>
               </w:rPr>
@@ -1856,25 +1582,19 @@
         </w:tc>
         <w:tc>
           <w:tcPr>
-            <w:tcW w:w="2175" w:type="dxa"/>
+            <w:tcW w:w="6465" w:type="dxa"/>
             <w:vMerge/>
-            <w:tcBorders>
-              <w:top w:val="nil"/>
-              <w:left w:val="single" w:sz="4" w:space="0" w:color="auto"/>
-              <w:bottom w:val="single" w:sz="4" w:space="0" w:color="auto"/>
-              <w:right w:val="single" w:sz="4" w:space="0" w:color="auto"/>
-            </w:tcBorders>
-            <w:vAlign w:val="center"/>
-            <w:hideMark/>
-          </w:tcPr>
-          <w:p>
-            <w:pPr>
-              <w:spacing w:after="0" w:line="240" w:lineRule="auto"/>
-              <w:rPr>
-                <w:rFonts w:ascii="Montserrat" w:eastAsia="Times New Roman" w:hAnsi="Montserrat" w:cs="Calibri"/>
-                <w:color w:val="000000"/>
-                <w:kern w:val="0"/>
-                <w:sz w:val="16"/>
+            <w:vAlign w:val="center"/>
+            <w:hideMark/>
+          </w:tcPr>
+          <w:p>
+            <w:pPr>
+              <w:spacing w:after="0" w:line="240" w:lineRule="auto"/>
+              <w:rPr>
+                <w:rFonts w:ascii="Montserrat" w:eastAsia="Times New Roman" w:hAnsi="Montserrat" w:cs="Calibri"/>
+                <w:color w:val="000000"/>
+                <w:kern w:val="0"/>
+                <w:sz w:val="20"/>
                 <w:szCs w:val="16"/>
                 <w14:ligatures w14:val="none"/>
               </w:rPr>
@@ -1884,17 +1604,11 @@
       </w:tr>
       <w:tr>
         <w:trPr>
-          <w:trHeight w:val="360"/>
+          <w:trHeight w:val="20"/>
         </w:trPr>
         <w:tc>
           <w:tcPr>
             <w:tcW w:w="4420" w:type="dxa"/>
-            <w:tcBorders>
-              <w:top w:val="nil"/>
-              <w:left w:val="single" w:sz="4" w:space="0" w:color="auto"/>
-              <w:bottom w:val="single" w:sz="4" w:space="0" w:color="auto"/>
-              <w:right w:val="single" w:sz="4" w:space="0" w:color="auto"/>
-            </w:tcBorders>
             <w:noWrap/>
             <w:vAlign w:val="center"/>
             <w:hideMark/>
@@ -1902,12 +1616,12 @@
           <w:p>
             <w:pPr>
               <w:spacing w:after="0" w:line="240" w:lineRule="auto"/>
-              <w:ind w:firstLineChars="100" w:firstLine="160"/>
-              <w:rPr>
-                <w:rFonts w:ascii="Montserrat" w:eastAsia="Times New Roman" w:hAnsi="Montserrat" w:cs="Calibri"/>
-                <w:color w:val="000000"/>
-                <w:kern w:val="0"/>
-                <w:sz w:val="16"/>
+              <w:ind w:firstLineChars="100" w:firstLine="200"/>
+              <w:rPr>
+                <w:rFonts w:ascii="Montserrat" w:eastAsia="Times New Roman" w:hAnsi="Montserrat" w:cs="Calibri"/>
+                <w:color w:val="000000"/>
+                <w:kern w:val="0"/>
+                <w:sz w:val="20"/>
                 <w:szCs w:val="16"/>
                 <w14:ligatures w14:val="none"/>
               </w:rPr>
@@ -1917,7 +1631,7 @@
                 <w:rFonts w:ascii="Montserrat" w:eastAsia="Times New Roman" w:hAnsi="Montserrat" w:cs="Calibri"/>
                 <w:color w:val="000000"/>
                 <w:kern w:val="0"/>
-                <w:sz w:val="16"/>
+                <w:sz w:val="20"/>
                 <w:szCs w:val="16"/>
                 <w14:ligatures w14:val="none"/>
               </w:rPr>
@@ -1927,25 +1641,19 @@
         </w:tc>
         <w:tc>
           <w:tcPr>
-            <w:tcW w:w="2175" w:type="dxa"/>
+            <w:tcW w:w="6465" w:type="dxa"/>
             <w:vMerge/>
-            <w:tcBorders>
-              <w:top w:val="nil"/>
-              <w:left w:val="single" w:sz="4" w:space="0" w:color="auto"/>
-              <w:bottom w:val="single" w:sz="4" w:space="0" w:color="auto"/>
-              <w:right w:val="single" w:sz="4" w:space="0" w:color="auto"/>
-            </w:tcBorders>
-            <w:vAlign w:val="center"/>
-            <w:hideMark/>
-          </w:tcPr>
-          <w:p>
-            <w:pPr>
-              <w:spacing w:after="0" w:line="240" w:lineRule="auto"/>
-              <w:rPr>
-                <w:rFonts w:ascii="Montserrat" w:eastAsia="Times New Roman" w:hAnsi="Montserrat" w:cs="Calibri"/>
-                <w:color w:val="000000"/>
-                <w:kern w:val="0"/>
-                <w:sz w:val="16"/>
+            <w:vAlign w:val="center"/>
+            <w:hideMark/>
+          </w:tcPr>
+          <w:p>
+            <w:pPr>
+              <w:spacing w:after="0" w:line="240" w:lineRule="auto"/>
+              <w:rPr>
+                <w:rFonts w:ascii="Montserrat" w:eastAsia="Times New Roman" w:hAnsi="Montserrat" w:cs="Calibri"/>
+                <w:color w:val="000000"/>
+                <w:kern w:val="0"/>
+                <w:sz w:val="20"/>
                 <w:szCs w:val="16"/>
                 <w14:ligatures w14:val="none"/>
               </w:rPr>
@@ -1955,17 +1663,11 @@
       </w:tr>
       <w:tr>
         <w:trPr>
-          <w:trHeight w:val="360"/>
+          <w:trHeight w:val="20"/>
         </w:trPr>
         <w:tc>
           <w:tcPr>
             <w:tcW w:w="4420" w:type="dxa"/>
-            <w:tcBorders>
-              <w:top w:val="nil"/>
-              <w:left w:val="single" w:sz="4" w:space="0" w:color="auto"/>
-              <w:bottom w:val="single" w:sz="4" w:space="0" w:color="auto"/>
-              <w:right w:val="single" w:sz="4" w:space="0" w:color="auto"/>
-            </w:tcBorders>
             <w:noWrap/>
             <w:vAlign w:val="center"/>
             <w:hideMark/>
@@ -1973,12 +1675,12 @@
           <w:p>
             <w:pPr>
               <w:spacing w:after="0" w:line="240" w:lineRule="auto"/>
-              <w:ind w:firstLineChars="100" w:firstLine="160"/>
-              <w:rPr>
-                <w:rFonts w:ascii="Montserrat" w:eastAsia="Times New Roman" w:hAnsi="Montserrat" w:cs="Calibri"/>
-                <w:color w:val="000000"/>
-                <w:kern w:val="0"/>
-                <w:sz w:val="16"/>
+              <w:ind w:firstLineChars="100" w:firstLine="200"/>
+              <w:rPr>
+                <w:rFonts w:ascii="Montserrat" w:eastAsia="Times New Roman" w:hAnsi="Montserrat" w:cs="Calibri"/>
+                <w:color w:val="000000"/>
+                <w:kern w:val="0"/>
+                <w:sz w:val="20"/>
                 <w:szCs w:val="16"/>
                 <w14:ligatures w14:val="none"/>
               </w:rPr>
@@ -1988,7 +1690,7 @@
                 <w:rFonts w:ascii="Montserrat" w:eastAsia="Times New Roman" w:hAnsi="Montserrat" w:cs="Calibri"/>
                 <w:color w:val="000000"/>
                 <w:kern w:val="0"/>
-                <w:sz w:val="16"/>
+                <w:sz w:val="20"/>
                 <w:szCs w:val="16"/>
                 <w14:ligatures w14:val="none"/>
               </w:rPr>
@@ -1998,25 +1700,19 @@
         </w:tc>
         <w:tc>
           <w:tcPr>
-            <w:tcW w:w="2175" w:type="dxa"/>
+            <w:tcW w:w="6465" w:type="dxa"/>
             <w:vMerge/>
-            <w:tcBorders>
-              <w:top w:val="nil"/>
-              <w:left w:val="single" w:sz="4" w:space="0" w:color="auto"/>
-              <w:bottom w:val="single" w:sz="4" w:space="0" w:color="auto"/>
-              <w:right w:val="single" w:sz="4" w:space="0" w:color="auto"/>
-            </w:tcBorders>
-            <w:vAlign w:val="center"/>
-            <w:hideMark/>
-          </w:tcPr>
-          <w:p>
-            <w:pPr>
-              <w:spacing w:after="0" w:line="240" w:lineRule="auto"/>
-              <w:rPr>
-                <w:rFonts w:ascii="Montserrat" w:eastAsia="Times New Roman" w:hAnsi="Montserrat" w:cs="Calibri"/>
-                <w:color w:val="000000"/>
-                <w:kern w:val="0"/>
-                <w:sz w:val="16"/>
+            <w:vAlign w:val="center"/>
+            <w:hideMark/>
+          </w:tcPr>
+          <w:p>
+            <w:pPr>
+              <w:spacing w:after="0" w:line="240" w:lineRule="auto"/>
+              <w:rPr>
+                <w:rFonts w:ascii="Montserrat" w:eastAsia="Times New Roman" w:hAnsi="Montserrat" w:cs="Calibri"/>
+                <w:color w:val="000000"/>
+                <w:kern w:val="0"/>
+                <w:sz w:val="20"/>
                 <w:szCs w:val="16"/>
                 <w14:ligatures w14:val="none"/>
               </w:rPr>
@@ -2026,17 +1722,11 @@
       </w:tr>
       <w:tr>
         <w:trPr>
-          <w:trHeight w:val="360"/>
+          <w:trHeight w:val="20"/>
         </w:trPr>
         <w:tc>
           <w:tcPr>
             <w:tcW w:w="4420" w:type="dxa"/>
-            <w:tcBorders>
-              <w:top w:val="nil"/>
-              <w:left w:val="single" w:sz="4" w:space="0" w:color="auto"/>
-              <w:bottom w:val="single" w:sz="4" w:space="0" w:color="auto"/>
-              <w:right w:val="single" w:sz="4" w:space="0" w:color="auto"/>
-            </w:tcBorders>
             <w:noWrap/>
             <w:vAlign w:val="center"/>
             <w:hideMark/>
@@ -2044,12 +1734,12 @@
           <w:p>
             <w:pPr>
               <w:spacing w:after="0" w:line="240" w:lineRule="auto"/>
-              <w:ind w:firstLineChars="100" w:firstLine="160"/>
-              <w:rPr>
-                <w:rFonts w:ascii="Montserrat" w:eastAsia="Times New Roman" w:hAnsi="Montserrat" w:cs="Calibri"/>
-                <w:color w:val="000000"/>
-                <w:kern w:val="0"/>
-                <w:sz w:val="16"/>
+              <w:ind w:firstLineChars="100" w:firstLine="200"/>
+              <w:rPr>
+                <w:rFonts w:ascii="Montserrat" w:eastAsia="Times New Roman" w:hAnsi="Montserrat" w:cs="Calibri"/>
+                <w:color w:val="000000"/>
+                <w:kern w:val="0"/>
+                <w:sz w:val="20"/>
                 <w:szCs w:val="16"/>
                 <w14:ligatures w14:val="none"/>
               </w:rPr>
@@ -2059,7 +1749,7 @@
                 <w:rFonts w:ascii="Montserrat" w:eastAsia="Times New Roman" w:hAnsi="Montserrat" w:cs="Calibri"/>
                 <w:color w:val="000000"/>
                 <w:kern w:val="0"/>
-                <w:sz w:val="16"/>
+                <w:sz w:val="20"/>
                 <w:szCs w:val="16"/>
                 <w14:ligatures w14:val="none"/>
               </w:rPr>
@@ -2069,13 +1759,7 @@
         </w:tc>
         <w:tc>
           <w:tcPr>
-            <w:tcW w:w="2175" w:type="dxa"/>
-            <w:tcBorders>
-              <w:top w:val="nil"/>
-              <w:left w:val="nil"/>
-              <w:bottom w:val="single" w:sz="4" w:space="0" w:color="auto"/>
-              <w:right w:val="single" w:sz="4" w:space="0" w:color="auto"/>
-            </w:tcBorders>
+            <w:tcW w:w="6465" w:type="dxa"/>
             <w:noWrap/>
             <w:vAlign w:val="center"/>
             <w:hideMark/>
@@ -2088,7 +1772,7 @@
                 <w:rFonts w:ascii="Montserrat" w:eastAsia="Times New Roman" w:hAnsi="Montserrat" w:cs="Calibri"/>
                 <w:color w:val="000000"/>
                 <w:kern w:val="0"/>
-                <w:sz w:val="16"/>
+                <w:sz w:val="20"/>
                 <w:szCs w:val="16"/>
                 <w14:ligatures w14:val="none"/>
               </w:rPr>
@@ -2098,7 +1782,7 @@
                 <w:rFonts w:ascii="Montserrat" w:eastAsia="Times New Roman" w:hAnsi="Montserrat" w:cs="Calibri"/>
                 <w:color w:val="000000"/>
                 <w:kern w:val="0"/>
-                <w:sz w:val="16"/>
+                <w:sz w:val="20"/>
                 <w:szCs w:val="16"/>
                 <w14:ligatures w14:val="none"/>
               </w:rPr>
@@ -2109,17 +1793,11 @@
       </w:tr>
       <w:tr>
         <w:trPr>
-          <w:trHeight w:val="360"/>
+          <w:trHeight w:val="20"/>
         </w:trPr>
         <w:tc>
           <w:tcPr>
             <w:tcW w:w="4420" w:type="dxa"/>
-            <w:tcBorders>
-              <w:top w:val="nil"/>
-              <w:left w:val="single" w:sz="4" w:space="0" w:color="auto"/>
-              <w:bottom w:val="single" w:sz="4" w:space="0" w:color="auto"/>
-              <w:right w:val="single" w:sz="4" w:space="0" w:color="auto"/>
-            </w:tcBorders>
             <w:noWrap/>
             <w:vAlign w:val="center"/>
             <w:hideMark/>
@@ -2127,12 +1805,12 @@
           <w:p>
             <w:pPr>
               <w:spacing w:after="0" w:line="240" w:lineRule="auto"/>
-              <w:ind w:firstLineChars="100" w:firstLine="160"/>
-              <w:rPr>
-                <w:rFonts w:ascii="Montserrat" w:eastAsia="Times New Roman" w:hAnsi="Montserrat" w:cs="Calibri"/>
-                <w:color w:val="000000"/>
-                <w:kern w:val="0"/>
-                <w:sz w:val="16"/>
+              <w:ind w:firstLineChars="100" w:firstLine="200"/>
+              <w:rPr>
+                <w:rFonts w:ascii="Montserrat" w:eastAsia="Times New Roman" w:hAnsi="Montserrat" w:cs="Calibri"/>
+                <w:color w:val="000000"/>
+                <w:kern w:val="0"/>
+                <w:sz w:val="20"/>
                 <w:szCs w:val="16"/>
                 <w14:ligatures w14:val="none"/>
               </w:rPr>
@@ -2142,7 +1820,7 @@
                 <w:rFonts w:ascii="Montserrat" w:eastAsia="Times New Roman" w:hAnsi="Montserrat" w:cs="Calibri"/>
                 <w:color w:val="000000"/>
                 <w:kern w:val="0"/>
-                <w:sz w:val="16"/>
+                <w:sz w:val="20"/>
                 <w:szCs w:val="16"/>
                 <w14:ligatures w14:val="none"/>
               </w:rPr>
@@ -2152,13 +1830,7 @@
         </w:tc>
         <w:tc>
           <w:tcPr>
-            <w:tcW w:w="2175" w:type="dxa"/>
-            <w:tcBorders>
-              <w:top w:val="nil"/>
-              <w:left w:val="nil"/>
-              <w:bottom w:val="single" w:sz="4" w:space="0" w:color="auto"/>
-              <w:right w:val="single" w:sz="4" w:space="0" w:color="auto"/>
-            </w:tcBorders>
+            <w:tcW w:w="6465" w:type="dxa"/>
             <w:noWrap/>
             <w:vAlign w:val="center"/>
             <w:hideMark/>
@@ -2171,7 +1843,7 @@
                 <w:rFonts w:ascii="Montserrat" w:eastAsia="Times New Roman" w:hAnsi="Montserrat" w:cs="Calibri"/>
                 <w:color w:val="000000"/>
                 <w:kern w:val="0"/>
-                <w:sz w:val="16"/>
+                <w:sz w:val="20"/>
                 <w:szCs w:val="16"/>
                 <w14:ligatures w14:val="none"/>
               </w:rPr>
@@ -2181,7 +1853,7 @@
                 <w:rFonts w:ascii="Montserrat" w:eastAsia="Times New Roman" w:hAnsi="Montserrat" w:cs="Calibri"/>
                 <w:color w:val="000000"/>
                 <w:kern w:val="0"/>
-                <w:sz w:val="16"/>
+                <w:sz w:val="20"/>
                 <w:szCs w:val="16"/>
                 <w14:ligatures w14:val="none"/>
               </w:rPr>
@@ -2192,17 +1864,11 @@
       </w:tr>
       <w:tr>
         <w:trPr>
-          <w:trHeight w:val="360"/>
+          <w:trHeight w:val="20"/>
         </w:trPr>
         <w:tc>
           <w:tcPr>
             <w:tcW w:w="4420" w:type="dxa"/>
-            <w:tcBorders>
-              <w:top w:val="nil"/>
-              <w:left w:val="single" w:sz="4" w:space="0" w:color="auto"/>
-              <w:bottom w:val="single" w:sz="4" w:space="0" w:color="auto"/>
-              <w:right w:val="single" w:sz="4" w:space="0" w:color="auto"/>
-            </w:tcBorders>
             <w:noWrap/>
             <w:vAlign w:val="center"/>
             <w:hideMark/>
@@ -2210,12 +1876,12 @@
           <w:p>
             <w:pPr>
               <w:spacing w:after="0" w:line="240" w:lineRule="auto"/>
-              <w:ind w:firstLineChars="100" w:firstLine="160"/>
-              <w:rPr>
-                <w:rFonts w:ascii="Montserrat" w:eastAsia="Times New Roman" w:hAnsi="Montserrat" w:cs="Calibri"/>
-                <w:color w:val="000000"/>
-                <w:kern w:val="0"/>
-                <w:sz w:val="16"/>
+              <w:ind w:firstLineChars="100" w:firstLine="200"/>
+              <w:rPr>
+                <w:rFonts w:ascii="Montserrat" w:eastAsia="Times New Roman" w:hAnsi="Montserrat" w:cs="Calibri"/>
+                <w:color w:val="000000"/>
+                <w:kern w:val="0"/>
+                <w:sz w:val="20"/>
                 <w:szCs w:val="16"/>
                 <w14:ligatures w14:val="none"/>
               </w:rPr>
@@ -2225,7 +1891,7 @@
                 <w:rFonts w:ascii="Montserrat" w:eastAsia="Times New Roman" w:hAnsi="Montserrat" w:cs="Calibri"/>
                 <w:color w:val="000000"/>
                 <w:kern w:val="0"/>
-                <w:sz w:val="16"/>
+                <w:sz w:val="20"/>
                 <w:szCs w:val="16"/>
                 <w14:ligatures w14:val="none"/>
               </w:rPr>
@@ -2235,13 +1901,7 @@
         </w:tc>
         <w:tc>
           <w:tcPr>
-            <w:tcW w:w="2175" w:type="dxa"/>
-            <w:tcBorders>
-              <w:top w:val="nil"/>
-              <w:left w:val="nil"/>
-              <w:bottom w:val="single" w:sz="4" w:space="0" w:color="auto"/>
-              <w:right w:val="single" w:sz="4" w:space="0" w:color="auto"/>
-            </w:tcBorders>
+            <w:tcW w:w="6465" w:type="dxa"/>
             <w:noWrap/>
             <w:vAlign w:val="center"/>
             <w:hideMark/>
@@ -2254,7 +1914,7 @@
                 <w:rFonts w:ascii="Montserrat" w:eastAsia="Times New Roman" w:hAnsi="Montserrat" w:cs="Calibri"/>
                 <w:color w:val="000000"/>
                 <w:kern w:val="0"/>
-                <w:sz w:val="16"/>
+                <w:sz w:val="20"/>
                 <w:szCs w:val="16"/>
                 <w14:ligatures w14:val="none"/>
               </w:rPr>
@@ -2264,7 +1924,7 @@
                 <w:rFonts w:ascii="Montserrat" w:eastAsia="Times New Roman" w:hAnsi="Montserrat" w:cs="Calibri"/>
                 <w:color w:val="000000"/>
                 <w:kern w:val="0"/>
-                <w:sz w:val="16"/>
+                <w:sz w:val="20"/>
                 <w:szCs w:val="16"/>
                 <w14:ligatures w14:val="none"/>
               </w:rPr>
@@ -2275,17 +1935,11 @@
       </w:tr>
       <w:tr>
         <w:trPr>
-          <w:trHeight w:val="402"/>
+          <w:trHeight w:val="20"/>
         </w:trPr>
         <w:tc>
           <w:tcPr>
             <w:tcW w:w="4420" w:type="dxa"/>
-            <w:tcBorders>
-              <w:top w:val="nil"/>
-              <w:left w:val="single" w:sz="4" w:space="0" w:color="auto"/>
-              <w:bottom w:val="single" w:sz="4" w:space="0" w:color="auto"/>
-              <w:right w:val="single" w:sz="4" w:space="0" w:color="auto"/>
-            </w:tcBorders>
             <w:shd w:val="clear" w:color="000000" w:fill="E3EBF8"/>
             <w:noWrap/>
             <w:vAlign w:val="center"/>
@@ -2294,14 +1948,14 @@
           <w:p>
             <w:pPr>
               <w:spacing w:after="0" w:line="240" w:lineRule="auto"/>
-              <w:ind w:firstLineChars="100" w:firstLine="161"/>
+              <w:ind w:firstLineChars="100" w:firstLine="201"/>
               <w:rPr>
                 <w:rFonts w:ascii="Montserrat" w:eastAsia="Times New Roman" w:hAnsi="Montserrat" w:cs="Calibri"/>
                 <w:b/>
                 <w:bCs/>
                 <w:color w:val="007EC5"/>
                 <w:kern w:val="0"/>
-                <w:sz w:val="16"/>
+                <w:sz w:val="20"/>
                 <w:szCs w:val="16"/>
                 <w14:ligatures w14:val="none"/>
               </w:rPr>
@@ -2313,7 +1967,7 @@
                 <w:bCs/>
                 <w:color w:val="007EC5"/>
                 <w:kern w:val="0"/>
-                <w:sz w:val="16"/>
+                <w:sz w:val="20"/>
                 <w:szCs w:val="16"/>
                 <w14:ligatures w14:val="none"/>
               </w:rPr>
@@ -2323,13 +1977,7 @@
         </w:tc>
         <w:tc>
           <w:tcPr>
-            <w:tcW w:w="2175" w:type="dxa"/>
-            <w:tcBorders>
-              <w:top w:val="nil"/>
-              <w:left w:val="nil"/>
-              <w:bottom w:val="single" w:sz="4" w:space="0" w:color="auto"/>
-              <w:right w:val="single" w:sz="4" w:space="0" w:color="auto"/>
-            </w:tcBorders>
+            <w:tcW w:w="6465" w:type="dxa"/>
             <w:shd w:val="clear" w:color="000000" w:fill="E3EBF8"/>
             <w:noWrap/>
             <w:vAlign w:val="center"/>
@@ -2345,7 +1993,7 @@
                 <w:bCs/>
                 <w:color w:val="007EC5"/>
                 <w:kern w:val="0"/>
-                <w:sz w:val="16"/>
+                <w:sz w:val="20"/>
                 <w:szCs w:val="16"/>
                 <w14:ligatures w14:val="none"/>
               </w:rPr>
@@ -2357,7 +2005,7 @@
                 <w:bCs/>
                 <w:color w:val="007EC5"/>
                 <w:kern w:val="0"/>
-                <w:sz w:val="16"/>
+                <w:sz w:val="20"/>
                 <w:szCs w:val="16"/>
                 <w14:ligatures w14:val="none"/>
               </w:rPr>
@@ -2368,17 +2016,11 @@
       </w:tr>
       <w:tr>
         <w:trPr>
-          <w:trHeight w:val="360"/>
+          <w:trHeight w:val="20"/>
         </w:trPr>
         <w:tc>
           <w:tcPr>
             <w:tcW w:w="4420" w:type="dxa"/>
-            <w:tcBorders>
-              <w:top w:val="nil"/>
-              <w:left w:val="single" w:sz="4" w:space="0" w:color="auto"/>
-              <w:bottom w:val="single" w:sz="4" w:space="0" w:color="auto"/>
-              <w:right w:val="single" w:sz="4" w:space="0" w:color="auto"/>
-            </w:tcBorders>
             <w:noWrap/>
             <w:vAlign w:val="center"/>
             <w:hideMark/>
@@ -2386,12 +2028,12 @@
           <w:p>
             <w:pPr>
               <w:spacing w:after="0" w:line="240" w:lineRule="auto"/>
-              <w:ind w:firstLineChars="100" w:firstLine="160"/>
-              <w:rPr>
-                <w:rFonts w:ascii="Montserrat" w:eastAsia="Times New Roman" w:hAnsi="Montserrat" w:cs="Calibri"/>
-                <w:color w:val="000000"/>
-                <w:kern w:val="0"/>
-                <w:sz w:val="16"/>
+              <w:ind w:firstLineChars="100" w:firstLine="200"/>
+              <w:rPr>
+                <w:rFonts w:ascii="Montserrat" w:eastAsia="Times New Roman" w:hAnsi="Montserrat" w:cs="Calibri"/>
+                <w:color w:val="000000"/>
+                <w:kern w:val="0"/>
+                <w:sz w:val="20"/>
                 <w:szCs w:val="16"/>
                 <w14:ligatures w14:val="none"/>
               </w:rPr>
@@ -2401,7 +2043,7 @@
                 <w:rFonts w:ascii="Montserrat" w:eastAsia="Times New Roman" w:hAnsi="Montserrat" w:cs="Calibri"/>
                 <w:color w:val="000000"/>
                 <w:kern w:val="0"/>
-                <w:sz w:val="16"/>
+                <w:sz w:val="20"/>
                 <w:szCs w:val="16"/>
                 <w14:ligatures w14:val="none"/>
               </w:rPr>
@@ -2411,13 +2053,7 @@
         </w:tc>
         <w:tc>
           <w:tcPr>
-            <w:tcW w:w="2175" w:type="dxa"/>
-            <w:tcBorders>
-              <w:top w:val="nil"/>
-              <w:left w:val="nil"/>
-              <w:bottom w:val="single" w:sz="4" w:space="0" w:color="auto"/>
-              <w:right w:val="single" w:sz="4" w:space="0" w:color="auto"/>
-            </w:tcBorders>
+            <w:tcW w:w="6465" w:type="dxa"/>
             <w:noWrap/>
             <w:vAlign w:val="center"/>
             <w:hideMark/>
@@ -2430,7 +2066,7 @@
                 <w:rFonts w:ascii="Montserrat" w:eastAsia="Times New Roman" w:hAnsi="Montserrat" w:cs="Calibri"/>
                 <w:color w:val="000000"/>
                 <w:kern w:val="0"/>
-                <w:sz w:val="16"/>
+                <w:sz w:val="20"/>
                 <w:szCs w:val="16"/>
                 <w14:ligatures w14:val="none"/>
               </w:rPr>
@@ -2440,7 +2076,7 @@
                 <w:rFonts w:ascii="Montserrat" w:eastAsia="Times New Roman" w:hAnsi="Montserrat" w:cs="Calibri"/>
                 <w:color w:val="000000"/>
                 <w:kern w:val="0"/>
-                <w:sz w:val="16"/>
+                <w:sz w:val="20"/>
                 <w:szCs w:val="16"/>
                 <w14:ligatures w14:val="none"/>
               </w:rPr>
@@ -2451,17 +2087,11 @@
       </w:tr>
       <w:tr>
         <w:trPr>
-          <w:trHeight w:val="360"/>
+          <w:trHeight w:val="20"/>
         </w:trPr>
         <w:tc>
           <w:tcPr>
             <w:tcW w:w="4420" w:type="dxa"/>
-            <w:tcBorders>
-              <w:top w:val="nil"/>
-              <w:left w:val="single" w:sz="4" w:space="0" w:color="auto"/>
-              <w:bottom w:val="single" w:sz="4" w:space="0" w:color="auto"/>
-              <w:right w:val="single" w:sz="4" w:space="0" w:color="auto"/>
-            </w:tcBorders>
             <w:noWrap/>
             <w:vAlign w:val="center"/>
             <w:hideMark/>
@@ -2469,12 +2099,12 @@
           <w:p>
             <w:pPr>
               <w:spacing w:after="0" w:line="240" w:lineRule="auto"/>
-              <w:ind w:firstLineChars="100" w:firstLine="160"/>
-              <w:rPr>
-                <w:rFonts w:ascii="Montserrat" w:eastAsia="Times New Roman" w:hAnsi="Montserrat" w:cs="Calibri"/>
-                <w:color w:val="000000"/>
-                <w:kern w:val="0"/>
-                <w:sz w:val="16"/>
+              <w:ind w:firstLineChars="100" w:firstLine="200"/>
+              <w:rPr>
+                <w:rFonts w:ascii="Montserrat" w:eastAsia="Times New Roman" w:hAnsi="Montserrat" w:cs="Calibri"/>
+                <w:color w:val="000000"/>
+                <w:kern w:val="0"/>
+                <w:sz w:val="20"/>
                 <w:szCs w:val="16"/>
                 <w14:ligatures w14:val="none"/>
               </w:rPr>
@@ -2484,7 +2114,7 @@
                 <w:rFonts w:ascii="Montserrat" w:eastAsia="Times New Roman" w:hAnsi="Montserrat" w:cs="Calibri"/>
                 <w:color w:val="000000"/>
                 <w:kern w:val="0"/>
-                <w:sz w:val="16"/>
+                <w:sz w:val="20"/>
                 <w:szCs w:val="16"/>
                 <w14:ligatures w14:val="none"/>
               </w:rPr>
@@ -2494,13 +2124,7 @@
         </w:tc>
         <w:tc>
           <w:tcPr>
-            <w:tcW w:w="2175" w:type="dxa"/>
-            <w:tcBorders>
-              <w:top w:val="nil"/>
-              <w:left w:val="nil"/>
-              <w:bottom w:val="single" w:sz="4" w:space="0" w:color="auto"/>
-              <w:right w:val="single" w:sz="4" w:space="0" w:color="auto"/>
-            </w:tcBorders>
+            <w:tcW w:w="6465" w:type="dxa"/>
             <w:noWrap/>
             <w:vAlign w:val="center"/>
             <w:hideMark/>
@@ -2513,7 +2137,7 @@
                 <w:rFonts w:ascii="Montserrat" w:eastAsia="Times New Roman" w:hAnsi="Montserrat" w:cs="Calibri"/>
                 <w:color w:val="000000"/>
                 <w:kern w:val="0"/>
-                <w:sz w:val="16"/>
+                <w:sz w:val="20"/>
                 <w:szCs w:val="16"/>
                 <w14:ligatures w14:val="none"/>
               </w:rPr>
@@ -2523,7 +2147,7 @@
                 <w:rFonts w:ascii="Montserrat" w:eastAsia="Times New Roman" w:hAnsi="Montserrat" w:cs="Calibri"/>
                 <w:color w:val="000000"/>
                 <w:kern w:val="0"/>
-                <w:sz w:val="16"/>
+                <w:sz w:val="20"/>
                 <w:szCs w:val="16"/>
                 <w14:ligatures w14:val="none"/>
               </w:rPr>
@@ -2534,6 +2158,7 @@
       </w:tr>
     </w:tbl>
     <w:bookmarkEnd w:id="0"/>
+    <w:bookmarkEnd w:id="1"/>
     <w:p>
       <w:r>
         <w:rPr>
@@ -2543,7 +2168,7 @@
           <w:szCs w:val="16"/>
           <w14:ligatures w14:val="none"/>
         </w:rPr>
-        <w:t xml:space="preserve">*Nëse shërbimet në kuadër të shtrimit në spital merren në spital publik pa pagesë, I siguruari do të dëmshpërblehet 50% të shpenzimeve sikur shërbimet të ishin marrë në spital privat (Bazë/Standard/Standard Plus: deri në 500€). </w:t>
+        <w:t>*Nëse shërbimet në kuadër të shtrimit në spital merren në spital publik pa pagesë, I siguruari do të dëmshpërblehet 50%</w:t>
       </w:r>
       <w:r>
         <w:rPr>
@@ -2553,8 +2178,7 @@
           <w:szCs w:val="16"/>
           <w14:ligatures w14:val="none"/>
         </w:rPr>
-        <w:br/>
-        <w:t xml:space="preserve">*Nëse shërbimet në kuadër të kujdesit gjatë shtatzanisë dhe lindja merren në spital publik pa pagesë, e siguruara do të dëmshpërblehet 300€ (Vetëm pakot: Standard Plus, Premium, Silver, dhe Gold). </w:t>
+        <w:t xml:space="preserve"> </w:t>
       </w:r>
       <w:r>
         <w:rPr>
@@ -2564,8 +2188,27 @@
           <w:szCs w:val="16"/>
           <w14:ligatures w14:val="none"/>
         </w:rPr>
-        <w:br/>
-        <w:t>*Kujdesi gjatë shtatzanisë dhe lindja ka periudhë pritëse 10 muaj, dhe mbulohet për ngjarje sipas specifikimeve në kushte të kontratës</w:t>
+        <w:t>deri në 500€</w:t>
+      </w:r>
+      <w:r>
+        <w:rPr>
+          <w:rFonts w:ascii="Montserrat" w:eastAsia="Times New Roman" w:hAnsi="Montserrat" w:cs="Calibri"/>
+          <w:kern w:val="0"/>
+          <w:sz w:val="16"/>
+          <w:szCs w:val="16"/>
+          <w14:ligatures w14:val="none"/>
+        </w:rPr>
+        <w:t xml:space="preserve"> të shpenzimeve sikur shërbimet të ishin marrë në spital privat</w:t>
+      </w:r>
+      <w:r>
+        <w:rPr>
+          <w:rFonts w:ascii="Montserrat" w:eastAsia="Times New Roman" w:hAnsi="Montserrat" w:cs="Calibri"/>
+          <w:kern w:val="0"/>
+          <w:sz w:val="16"/>
+          <w:szCs w:val="16"/>
+          <w14:ligatures w14:val="none"/>
+        </w:rPr>
+        <w:t>.</w:t>
       </w:r>
     </w:p>
     <w:p>
@@ -2582,11 +2225,9 @@
         </w:rPr>
         <w:br/>
       </w:r>
-      <w:bookmarkStart w:id="1" w:name="_Hlk212550671"/>
-      <w:bookmarkStart w:id="2" w:name="_GoBack"/>
-      <w:bookmarkEnd w:id="2"/>
+      <w:bookmarkStart w:id="2" w:name="_Hlk212550671"/>
     </w:p>
-    <w:bookmarkEnd w:id="1"/>
+    <w:bookmarkEnd w:id="2"/>
     <w:p/>
     <w:sectPr>
       <w:headerReference w:type="default" r:id="rId7"/>
